--- a/database_hku/cheatsheet.docx
+++ b/database_hku/cheatsheet.docx
@@ -4,1527 +4,1720 @@
   <w:body>
     <w:p>
       <w:pPr>
-        <w:pBdr>
-          <w:bottom w:val="single" w:sz="6" w:space="1" w:color="auto"/>
-        </w:pBdr>
         <w:snapToGrid w:val="0"/>
         <w:spacing w:after="0" w:line="240" w:lineRule="auto"/>
         <w:rPr>
           <w:rFonts w:cs="Times New Roman"/>
           <w:bCs/>
-          <w:color w:val="00B050"/>
-          <w:kern w:val="0"/>
-          <w:sz w:val="11"/>
-          <w:szCs w:val="11"/>
-          <w14:ligatures w14:val="none"/>
-        </w:rPr>
-      </w:pPr>
-      <w:r>
-        <w:rPr>
-          <w:rFonts w:cs="Times New Roman"/>
-          <w:bCs/>
-          <w:color w:val="00B050"/>
-          <w:kern w:val="0"/>
-          <w:sz w:val="11"/>
-          <w:szCs w:val="11"/>
-          <w14:ligatures w14:val="none"/>
-        </w:rPr>
-        <w:t>Grace Nested Join: 1. R and S, using hash function-&gt;partitions2[R]+2[S]; merge to output[R]+[S]</w:t>
-      </w:r>
+          <w:color w:val="000000" w:themeColor="text1"/>
+          <w:kern w:val="0"/>
+          <w:sz w:val="11"/>
+          <w:szCs w:val="11"/>
+          <w14:ligatures w14:val="none"/>
+        </w:rPr>
+      </w:pPr>
     </w:p>
-    <w:p>
-      <w:pPr>
-        <w:pBdr>
-          <w:bottom w:val="single" w:sz="6" w:space="1" w:color="auto"/>
-        </w:pBdr>
-        <w:snapToGrid w:val="0"/>
-        <w:spacing w:after="0" w:line="240" w:lineRule="auto"/>
-        <w:rPr>
-          <w:rFonts w:cs="Times New Roman"/>
-          <w:bCs/>
-          <w:color w:val="00B050"/>
-          <w:kern w:val="0"/>
-          <w:sz w:val="11"/>
-          <w:szCs w:val="11"/>
-          <w14:ligatures w14:val="none"/>
-        </w:rPr>
-      </w:pPr>
-      <w:r>
-        <w:rPr>
-          <w:rFonts w:cs="Times New Roman"/>
-          <w:bCs/>
-          <w:color w:val="00B050"/>
-          <w:kern w:val="0"/>
-          <w:sz w:val="11"/>
-          <w:szCs w:val="11"/>
-          <w14:ligatures w14:val="none"/>
-        </w:rPr>
-        <w:t>Sort-merge Join:1.R and S-&gt; generate runs,2[R]+2[S];</w:t>
-      </w:r>
-      <w:r>
-        <w:rPr>
-          <w:rFonts w:cs="Times New Roman"/>
-          <w:bCs/>
-          <w:color w:val="00B050"/>
-          <w:kern w:val="0"/>
-          <w:sz w:val="11"/>
-          <w:szCs w:val="11"/>
-          <w14:ligatures w14:val="none"/>
-        </w:rPr>
-        <w:t xml:space="preserve"> runs to final sored files</w:t>
-      </w:r>
-      <w:r>
-        <w:rPr>
-          <w:rFonts w:cs="Times New Roman"/>
-          <w:bCs/>
-          <w:color w:val="00B050"/>
-          <w:kern w:val="0"/>
-          <w:sz w:val="11"/>
-          <w:szCs w:val="11"/>
-          <w14:ligatures w14:val="none"/>
-        </w:rPr>
-        <w:t>2</w:t>
-      </w:r>
-      <w:r>
-        <w:rPr>
-          <w:rFonts w:cs="Times New Roman"/>
-          <w:bCs/>
-          <w:color w:val="00B050"/>
-          <w:kern w:val="0"/>
-          <w:sz w:val="11"/>
-          <w:szCs w:val="11"/>
-          <w14:ligatures w14:val="none"/>
-        </w:rPr>
-        <w:t>[R]+</w:t>
-      </w:r>
-      <w:r>
-        <w:rPr>
-          <w:rFonts w:cs="Times New Roman"/>
-          <w:bCs/>
-          <w:color w:val="00B050"/>
-          <w:kern w:val="0"/>
-          <w:sz w:val="11"/>
-          <w:szCs w:val="11"/>
-          <w14:ligatures w14:val="none"/>
-        </w:rPr>
-        <w:t>2</w:t>
-      </w:r>
-      <w:r>
-        <w:rPr>
-          <w:rFonts w:cs="Times New Roman"/>
-          <w:bCs/>
-          <w:color w:val="00B050"/>
-          <w:kern w:val="0"/>
-          <w:sz w:val="11"/>
-          <w:szCs w:val="11"/>
-          <w14:ligatures w14:val="none"/>
-        </w:rPr>
-        <w:t>[S]</w:t>
-      </w:r>
-      <w:r>
-        <w:rPr>
-          <w:rFonts w:cs="Times New Roman"/>
-          <w:bCs/>
-          <w:color w:val="00B050"/>
-          <w:kern w:val="0"/>
-          <w:sz w:val="11"/>
-          <w:szCs w:val="11"/>
-          <w14:ligatures w14:val="none"/>
-        </w:rPr>
-        <w:t>; merge to output[R]+[S];</w:t>
-      </w:r>
-    </w:p>
-    <w:p>
-      <w:pPr>
-        <w:pBdr>
-          <w:bottom w:val="single" w:sz="6" w:space="1" w:color="auto"/>
-        </w:pBdr>
-        <w:snapToGrid w:val="0"/>
-        <w:spacing w:after="0" w:line="240" w:lineRule="auto"/>
-        <w:rPr>
-          <w:rFonts w:cs="Times New Roman"/>
-          <w:color w:val="00B050"/>
-          <w:kern w:val="0"/>
-          <w:sz w:val="10"/>
-          <w:szCs w:val="10"/>
-          <w14:ligatures w14:val="none"/>
-        </w:rPr>
-      </w:pPr>
-      <w:r>
-        <w:rPr>
-          <w:rFonts w:cs="Times New Roman"/>
-          <w:bCs/>
-          <w:color w:val="00B050"/>
-          <w:kern w:val="0"/>
-          <w:sz w:val="11"/>
-          <w:szCs w:val="11"/>
-          <w14:ligatures w14:val="none"/>
-        </w:rPr>
-        <w:t>Block</w:t>
-      </w:r>
-      <w:r>
-        <w:rPr>
-          <w:rFonts w:cs="Times New Roman"/>
-          <w:bCs/>
-          <w:color w:val="00B050"/>
-          <w:kern w:val="0"/>
-          <w:sz w:val="11"/>
-          <w:szCs w:val="11"/>
-          <w14:ligatures w14:val="none"/>
-        </w:rPr>
-        <w:t>/chunk</w:t>
-      </w:r>
-      <w:r>
-        <w:rPr>
-          <w:rFonts w:cs="Times New Roman"/>
-          <w:bCs/>
-          <w:color w:val="00B050"/>
-          <w:kern w:val="0"/>
-          <w:sz w:val="11"/>
-          <w:szCs w:val="11"/>
-          <w14:ligatures w14:val="none"/>
-        </w:rPr>
-        <w:t>N</w:t>
-      </w:r>
-      <w:r>
-        <w:rPr>
-          <w:rFonts w:cs="Times New Roman"/>
-          <w:bCs/>
-          <w:color w:val="00B050"/>
-          <w:kern w:val="0"/>
-          <w:sz w:val="11"/>
-          <w:szCs w:val="11"/>
-          <w14:ligatures w14:val="none"/>
-        </w:rPr>
-        <w:t xml:space="preserve"> Nested Loop Join:</w:t>
-      </w:r>
-      <w:r>
-        <w:rPr>
-          <w:rFonts w:cs="Times New Roman"/>
-          <w:color w:val="00B050"/>
-          <w:kern w:val="0"/>
-          <w:sz w:val="10"/>
-          <w:szCs w:val="10"/>
-          <w14:ligatures w14:val="none"/>
-        </w:rPr>
-        <w:t xml:space="preserve"> </w:t>
-      </w:r>
-      <w:r>
-        <w:rPr>
-          <w:rFonts w:cs="Times New Roman"/>
-          <w:color w:val="00B050"/>
-          <w:kern w:val="0"/>
-          <w:sz w:val="10"/>
-          <w:szCs w:val="10"/>
-          <w14:ligatures w14:val="none"/>
-        </w:rPr>
-        <w:t xml:space="preserve">[R] + [R/(B - 2)] x [S]  </w:t>
-      </w:r>
-    </w:p>
-    <w:p>
-      <w:pPr>
-        <w:pBdr>
-          <w:bottom w:val="single" w:sz="6" w:space="1" w:color="auto"/>
-        </w:pBdr>
-        <w:snapToGrid w:val="0"/>
-        <w:spacing w:after="0" w:line="240" w:lineRule="auto"/>
-        <w:rPr>
-          <w:rFonts w:cs="Times New Roman"/>
-          <w:bCs/>
-          <w:color w:val="00B050"/>
-          <w:kern w:val="0"/>
-          <w:sz w:val="11"/>
-          <w:szCs w:val="11"/>
-          <w14:ligatures w14:val="none"/>
-        </w:rPr>
-      </w:pPr>
-      <w:r>
-        <w:rPr>
-          <w:rFonts w:cs="Times New Roman"/>
-          <w:color w:val="00B050"/>
-          <w:kern w:val="0"/>
-          <w:sz w:val="10"/>
-          <w:szCs w:val="10"/>
-          <w14:ligatures w14:val="none"/>
-        </w:rPr>
-        <w:t>Page/Simple Nested Loop Join:</w:t>
-      </w:r>
-      <w:r>
-        <w:rPr>
-          <w:rFonts w:cs="Times New Roman"/>
-          <w:color w:val="00B050"/>
-          <w:kern w:val="0"/>
-          <w:sz w:val="10"/>
-          <w:szCs w:val="10"/>
-          <w14:ligatures w14:val="none"/>
-        </w:rPr>
-        <w:t xml:space="preserve"> </w:t>
-      </w:r>
-      <w:r>
-        <w:rPr>
-          <w:rFonts w:cs="Times New Roman"/>
-          <w:color w:val="00B050"/>
-          <w:kern w:val="0"/>
-          <w:sz w:val="10"/>
-          <w:szCs w:val="10"/>
-          <w14:ligatures w14:val="none"/>
-        </w:rPr>
-        <w:t>[R] + [R] x [S]</w:t>
-      </w:r>
-    </w:p>
-    <w:p>
-      <w:pPr>
-        <w:snapToGrid w:val="0"/>
-        <w:spacing w:after="0" w:line="240" w:lineRule="auto"/>
-        <w:rPr>
-          <w:rFonts w:cs="Times New Roman"/>
-          <w:color w:val="000000" w:themeColor="text1"/>
-          <w:kern w:val="0"/>
-          <w:sz w:val="11"/>
-          <w:szCs w:val="11"/>
-          <w14:ligatures w14:val="none"/>
-        </w:rPr>
-      </w:pPr>
-      <w:r>
-        <w:rPr>
-          <w:rFonts w:cs="Times New Roman"/>
-          <w:bCs/>
-          <w:color w:val="000000" w:themeColor="text1"/>
-          <w:kern w:val="0"/>
-          <w:sz w:val="11"/>
-          <w:szCs w:val="11"/>
-          <w14:ligatures w14:val="none"/>
-        </w:rPr>
-        <w:t>Q1.1</w:t>
-      </w:r>
-      <w:r>
-        <w:rPr>
-          <w:rFonts w:cs="Times New Roman"/>
-          <w:color w:val="000000" w:themeColor="text1"/>
-          <w:kern w:val="0"/>
-          <w:sz w:val="11"/>
-          <w:szCs w:val="11"/>
-          <w14:ligatures w14:val="none"/>
-        </w:rPr>
-        <w:t xml:space="preserve"> Join: </w:t>
-      </w:r>
-      <w:r>
-        <w:rPr>
-          <w:rFonts w:cs="Times New Roman"/>
-          <w:color w:val="00B050"/>
-          <w:kern w:val="0"/>
-          <w:sz w:val="11"/>
-          <w:szCs w:val="11"/>
-          <w14:ligatures w14:val="none"/>
-        </w:rPr>
-        <w:t xml:space="preserve">(A) </w:t>
-      </w:r>
-      <w:r>
-        <w:rPr>
-          <w:rFonts w:cs="Times New Roman"/>
-          <w:color w:val="000000" w:themeColor="text1"/>
-          <w:kern w:val="0"/>
-          <w:sz w:val="11"/>
-          <w:szCs w:val="11"/>
-          <w14:ligatures w14:val="none"/>
-        </w:rPr>
-        <w:t>BNLJ ≥ PNLJ</w:t>
-      </w:r>
-      <w:r>
-        <w:rPr>
-          <w:rFonts w:cs="Times New Roman"/>
-          <w:color w:val="000000" w:themeColor="text1"/>
-          <w:kern w:val="0"/>
-          <w:sz w:val="11"/>
-          <w:szCs w:val="11"/>
-          <w14:ligatures w14:val="none"/>
-        </w:rPr>
-        <w:t xml:space="preserve"> </w:t>
-      </w:r>
-      <w:r>
-        <w:rPr>
-          <w:rFonts w:cs="Times New Roman"/>
-          <w:color w:val="000000" w:themeColor="text1"/>
-          <w:kern w:val="0"/>
-          <w:sz w:val="6"/>
-          <w:szCs w:val="6"/>
-          <w14:ligatures w14:val="none"/>
-        </w:rPr>
-        <w:t xml:space="preserve"> </w:t>
-      </w:r>
-      <w:r>
-        <w:rPr>
-          <w:rFonts w:cs="Times New Roman" w:hint="eastAsia"/>
-          <w:color w:val="00B050"/>
-          <w:kern w:val="0"/>
-          <w:sz w:val="11"/>
-          <w:szCs w:val="11"/>
-          <w14:ligatures w14:val="none"/>
-        </w:rPr>
-        <w:t>(</w:t>
-      </w:r>
-      <w:r>
-        <w:rPr>
-          <w:rFonts w:cs="Times New Roman"/>
-          <w:color w:val="00B050"/>
-          <w:kern w:val="0"/>
-          <w:sz w:val="11"/>
-          <w:szCs w:val="11"/>
-          <w14:ligatures w14:val="none"/>
-        </w:rPr>
-        <w:t xml:space="preserve">B) </w:t>
-      </w:r>
-      <w:r>
-        <w:rPr>
-          <w:rFonts w:cs="Times New Roman"/>
-          <w:color w:val="000000" w:themeColor="text1"/>
-          <w:kern w:val="0"/>
-          <w:sz w:val="11"/>
-          <w:szCs w:val="11"/>
-          <w14:ligatures w14:val="none"/>
-        </w:rPr>
-        <w:t>NLJ</w:t>
-      </w:r>
-      <w:r>
-        <w:rPr>
-          <w:rFonts w:cs="Times New Roman"/>
-          <w:color w:val="000000" w:themeColor="text1"/>
-          <w:kern w:val="0"/>
-          <w:sz w:val="11"/>
-          <w:szCs w:val="11"/>
-          <w14:ligatures w14:val="none"/>
-        </w:rPr>
-        <w:t>:</w:t>
-      </w:r>
-      <w:r>
-        <w:rPr>
-          <w:rFonts w:cs="Times New Roman"/>
-          <w:color w:val="000000" w:themeColor="text1"/>
-          <w:kern w:val="0"/>
-          <w:sz w:val="11"/>
-          <w:szCs w:val="11"/>
-          <w14:ligatures w14:val="none"/>
-        </w:rPr>
-        <w:t>s</w:t>
-      </w:r>
-      <w:r>
-        <w:rPr>
-          <w:rFonts w:cs="Times New Roman"/>
-          <w:color w:val="000000" w:themeColor="text1"/>
-          <w:kern w:val="0"/>
-          <w:sz w:val="11"/>
-          <w:szCs w:val="11"/>
-          <w14:ligatures w14:val="none"/>
-        </w:rPr>
-        <w:t xml:space="preserve">maller as outer (C) </w:t>
-      </w:r>
-      <w:r>
-        <w:rPr>
-          <w:rFonts w:cs="Times New Roman"/>
-          <w:color w:val="000000" w:themeColor="text1"/>
-          <w:kern w:val="0"/>
-          <w:sz w:val="11"/>
-          <w:szCs w:val="11"/>
-          <w14:ligatures w14:val="none"/>
-        </w:rPr>
-        <w:t>INLJ,</w:t>
-      </w:r>
-      <w:r>
-        <w:rPr>
-          <w:rFonts w:cs="Times New Roman"/>
-          <w:color w:val="000000" w:themeColor="text1"/>
-          <w:kern w:val="0"/>
-          <w:sz w:val="11"/>
-          <w:szCs w:val="11"/>
-          <w14:ligatures w14:val="none"/>
-        </w:rPr>
-        <w:t xml:space="preserve">Two indexes, query larger </w:t>
-      </w:r>
-      <w:r>
-        <w:rPr>
-          <w:rFonts w:cs="Times New Roman"/>
-          <w:color w:val="000000" w:themeColor="text1"/>
-          <w:kern w:val="0"/>
-          <w:sz w:val="11"/>
-          <w:szCs w:val="11"/>
-          <w14:ligatures w14:val="none"/>
-        </w:rPr>
-        <w:t>as inner</w:t>
-      </w:r>
-      <w:r>
-        <w:rPr>
-          <w:rFonts w:cs="Times New Roman"/>
-          <w:color w:val="000000" w:themeColor="text1"/>
-          <w:kern w:val="0"/>
-          <w:sz w:val="11"/>
-          <w:szCs w:val="11"/>
-          <w14:ligatures w14:val="none"/>
-        </w:rPr>
-        <w:t>.</w:t>
-      </w:r>
-      <w:r>
-        <w:rPr>
-          <w:rFonts w:cs="Times New Roman"/>
-          <w:color w:val="000000" w:themeColor="text1"/>
-          <w:kern w:val="0"/>
-          <w:sz w:val="11"/>
-          <w:szCs w:val="11"/>
-          <w14:ligatures w14:val="none"/>
-        </w:rPr>
-        <w:tab/>
-      </w:r>
-      <w:r>
-        <w:rPr>
-          <w:rFonts w:cs="Times New Roman"/>
-          <w:color w:val="000000" w:themeColor="text1"/>
-          <w:kern w:val="0"/>
-          <w:sz w:val="11"/>
-          <w:szCs w:val="11"/>
-          <w14:ligatures w14:val="none"/>
-        </w:rPr>
-        <w:tab/>
-      </w:r>
-      <w:r>
-        <w:rPr>
-          <w:rFonts w:cs="Times New Roman"/>
-          <w:bCs/>
-          <w:color w:val="000000" w:themeColor="text1"/>
-          <w:kern w:val="0"/>
-          <w:sz w:val="11"/>
-          <w:szCs w:val="11"/>
-          <w14:ligatures w14:val="none"/>
-        </w:rPr>
-        <w:t>Q1.2</w:t>
-      </w:r>
-      <w:r>
-        <w:rPr>
-          <w:rFonts w:cs="Times New Roman"/>
-          <w:color w:val="000000" w:themeColor="text1"/>
-          <w:kern w:val="0"/>
-          <w:sz w:val="11"/>
-          <w:szCs w:val="11"/>
-          <w14:ligatures w14:val="none"/>
-        </w:rPr>
-        <w:t xml:space="preserve"> SNLJ same pages, different density: (C) Same IOs</w:t>
-      </w:r>
-      <w:r>
-        <w:rPr>
-          <w:rFonts w:cs="Times New Roman"/>
-          <w:color w:val="000000" w:themeColor="text1"/>
-          <w:kern w:val="0"/>
-          <w:sz w:val="11"/>
-          <w:szCs w:val="11"/>
-          <w14:ligatures w14:val="none"/>
-        </w:rPr>
-        <w:tab/>
-      </w:r>
-    </w:p>
-    <w:p>
-      <w:pPr>
-        <w:snapToGrid w:val="0"/>
-        <w:spacing w:after="0" w:line="240" w:lineRule="auto"/>
-        <w:rPr>
-          <w:rFonts w:cs="Times New Roman"/>
-          <w:color w:val="000000" w:themeColor="text1"/>
-          <w:kern w:val="0"/>
-          <w:sz w:val="11"/>
-          <w:szCs w:val="11"/>
-          <w14:ligatures w14:val="none"/>
-        </w:rPr>
-      </w:pPr>
-      <w:r>
-        <w:rPr>
-          <w:rFonts w:cs="Times New Roman"/>
-          <w:bCs/>
-          <w:color w:val="000000" w:themeColor="text1"/>
-          <w:kern w:val="0"/>
-          <w:sz w:val="11"/>
-          <w:szCs w:val="11"/>
-          <w14:ligatures w14:val="none"/>
-        </w:rPr>
-        <w:t>Q1.3</w:t>
-      </w:r>
-      <w:r>
-        <w:rPr>
-          <w:rFonts w:cs="Times New Roman"/>
-          <w:color w:val="000000" w:themeColor="text1"/>
-          <w:kern w:val="0"/>
-          <w:sz w:val="11"/>
-          <w:szCs w:val="11"/>
-          <w14:ligatures w14:val="none"/>
-        </w:rPr>
-        <w:t xml:space="preserve"> Nested loops: (A) Both fit, order doesn't matter - TRUE; (B) Per-block better - TRUE; (C) Use hash not sor</w:t>
-      </w:r>
-      <w:r>
-        <w:rPr>
-          <w:rFonts w:cs="Times New Roman"/>
-          <w:color w:val="000000" w:themeColor="text1"/>
-          <w:kern w:val="0"/>
-          <w:sz w:val="11"/>
-          <w:szCs w:val="11"/>
-          <w14:ligatures w14:val="none"/>
-        </w:rPr>
-        <w:t>t-</w:t>
-      </w:r>
-      <w:r>
-        <w:rPr>
-          <w:rFonts w:cs="Times New Roman"/>
-          <w:color w:val="000000" w:themeColor="text1"/>
-          <w:kern w:val="0"/>
-          <w:sz w:val="11"/>
-          <w:szCs w:val="11"/>
-          <w14:ligatures w14:val="none"/>
-        </w:rPr>
-        <w:t xml:space="preserve">TRUE </w:t>
-      </w:r>
-      <w:r>
-        <w:rPr>
-          <w:rFonts w:cs="Times New Roman"/>
-          <w:color w:val="000000" w:themeColor="text1"/>
-          <w:kern w:val="0"/>
-          <w:sz w:val="11"/>
-          <w:szCs w:val="11"/>
-          <w14:ligatures w14:val="none"/>
-        </w:rPr>
-        <w:tab/>
-      </w:r>
-      <w:r>
-        <w:rPr>
-          <w:rFonts w:cs="Times New Roman"/>
-          <w:bCs/>
-          <w:color w:val="000000" w:themeColor="text1"/>
-          <w:kern w:val="0"/>
-          <w:sz w:val="11"/>
-          <w:szCs w:val="11"/>
-          <w14:ligatures w14:val="none"/>
-        </w:rPr>
-        <w:t>Q1.4</w:t>
-      </w:r>
-      <w:r>
-        <w:rPr>
-          <w:rFonts w:cs="Times New Roman"/>
-          <w:color w:val="000000" w:themeColor="text1"/>
-          <w:kern w:val="0"/>
-          <w:sz w:val="11"/>
-          <w:szCs w:val="11"/>
-          <w14:ligatures w14:val="none"/>
-        </w:rPr>
-        <w:t xml:space="preserve"> Nested loop sorted: (B) Outer table sorted</w:t>
-      </w:r>
-      <w:r>
-        <w:rPr>
-          <w:rFonts w:cs="Times New Roman"/>
-          <w:color w:val="00B050"/>
-          <w:kern w:val="0"/>
-          <w:sz w:val="10"/>
-          <w:szCs w:val="10"/>
-          <w14:ligatures w14:val="none"/>
-        </w:rPr>
-        <w:t>(</w:t>
-      </w:r>
-      <w:r>
-        <w:rPr>
-          <w:rFonts w:cs="Times New Roman"/>
-          <w:color w:val="00B050"/>
-          <w:kern w:val="0"/>
-          <w:sz w:val="10"/>
-          <w:szCs w:val="10"/>
-          <w:lang w:val="en-US"/>
-          <w14:ligatures w14:val="none"/>
-        </w:rPr>
-        <w:t>output result would be sorted</w:t>
-      </w:r>
-      <w:r>
-        <w:rPr>
-          <w:rFonts w:cs="Times New Roman"/>
-          <w:color w:val="00B050"/>
-          <w:kern w:val="0"/>
-          <w:sz w:val="10"/>
-          <w:szCs w:val="10"/>
-          <w:lang w:val="en-US"/>
-          <w14:ligatures w14:val="none"/>
-        </w:rPr>
-        <w:t>)</w:t>
-      </w:r>
-      <w:r>
-        <w:rPr>
-          <w:rFonts w:cs="Times New Roman"/>
-          <w:color w:val="00B050"/>
-          <w:kern w:val="0"/>
-          <w:sz w:val="11"/>
-          <w:szCs w:val="11"/>
-          <w14:ligatures w14:val="none"/>
-        </w:rPr>
-        <w:t xml:space="preserve"> </w:t>
-      </w:r>
-    </w:p>
-    <w:p>
-      <w:pPr>
-        <w:snapToGrid w:val="0"/>
-        <w:spacing w:after="0" w:line="240" w:lineRule="auto"/>
-        <w:rPr>
-          <w:rFonts w:cs="Times New Roman"/>
-          <w:color w:val="00B050"/>
-          <w:kern w:val="0"/>
-          <w:sz w:val="11"/>
-          <w:szCs w:val="11"/>
-          <w:lang w:val="en-US"/>
-          <w14:ligatures w14:val="none"/>
-        </w:rPr>
-      </w:pPr>
-      <w:r>
-        <w:rPr>
-          <w:rFonts w:cs="Times New Roman"/>
-          <w:bCs/>
-          <w:color w:val="000000" w:themeColor="text1"/>
-          <w:kern w:val="0"/>
-          <w:sz w:val="11"/>
-          <w:szCs w:val="11"/>
-          <w14:ligatures w14:val="none"/>
-        </w:rPr>
-        <w:t>Q1.5</w:t>
-      </w:r>
-      <w:r>
-        <w:rPr>
-          <w:rFonts w:cs="Times New Roman"/>
-          <w:color w:val="000000" w:themeColor="text1"/>
-          <w:kern w:val="0"/>
-          <w:sz w:val="11"/>
-          <w:szCs w:val="11"/>
-          <w14:ligatures w14:val="none"/>
-        </w:rPr>
-        <w:t xml:space="preserve"> Index join algorithm</w:t>
-      </w:r>
-      <w:r>
-        <w:rPr>
-          <w:rFonts w:cs="Times New Roman"/>
-          <w:color w:val="000000" w:themeColor="text1"/>
-          <w:kern w:val="0"/>
-          <w:sz w:val="11"/>
-          <w:szCs w:val="11"/>
-          <w14:ligatures w14:val="none"/>
-        </w:rPr>
-        <w:t>,</w:t>
-      </w:r>
-      <w:r>
-        <w:rPr>
-          <w:rFonts w:ascii="Times New Roman" w:eastAsia="Times New Roman" w:hAnsi="Times New Roman" w:cs="Times New Roman"/>
-          <w:color w:val="000000"/>
-          <w:kern w:val="0"/>
-          <w:sz w:val="15"/>
-          <w:szCs w:val="15"/>
-          <w14:ligatures w14:val="none"/>
-        </w:rPr>
-        <w:t xml:space="preserve"> </w:t>
-      </w:r>
-      <w:r>
-        <w:rPr>
-          <w:rFonts w:cs="Times New Roman"/>
-          <w:color w:val="000000" w:themeColor="text1"/>
-          <w:kern w:val="0"/>
-          <w:sz w:val="11"/>
-          <w:szCs w:val="11"/>
-          <w14:ligatures w14:val="none"/>
-        </w:rPr>
-        <w:t>B (buffer size) &lt; [R] &lt;[S] &lt; (B-1)</w:t>
-      </w:r>
-      <w:r>
-        <w:rPr>
-          <w:rFonts w:cs="Times New Roman"/>
-          <w:color w:val="000000" w:themeColor="text1"/>
-          <w:kern w:val="0"/>
-          <w:sz w:val="11"/>
-          <w:szCs w:val="11"/>
-          <w14:ligatures w14:val="none"/>
-        </w:rPr>
-        <w:t>^</w:t>
-      </w:r>
-      <w:r>
-        <w:rPr>
-          <w:rFonts w:cs="Times New Roman"/>
-          <w:color w:val="000000" w:themeColor="text1"/>
-          <w:kern w:val="0"/>
-          <w:sz w:val="11"/>
-          <w:szCs w:val="11"/>
-          <w14:ligatures w14:val="none"/>
-        </w:rPr>
-        <w:t>2</w:t>
-      </w:r>
-      <w:r>
-        <w:rPr>
-          <w:rFonts w:cs="Times New Roman"/>
-          <w:color w:val="000000" w:themeColor="text1"/>
-          <w:kern w:val="0"/>
-          <w:sz w:val="11"/>
-          <w:szCs w:val="11"/>
-          <w14:ligatures w14:val="none"/>
-        </w:rPr>
-        <w:t>,</w:t>
-      </w:r>
-      <w:r>
-        <w:rPr>
-          <w:rFonts w:cs="Times New Roman"/>
-          <w:color w:val="000000" w:themeColor="text1"/>
-          <w:kern w:val="0"/>
-          <w:sz w:val="11"/>
-          <w:szCs w:val="11"/>
-          <w14:ligatures w14:val="none"/>
-        </w:rPr>
-        <w:t xml:space="preserve"> All TRUE</w:t>
-      </w:r>
-      <w:r>
-        <w:rPr>
-          <w:rFonts w:cs="Times New Roman"/>
-          <w:color w:val="00B050"/>
-          <w:kern w:val="0"/>
-          <w:sz w:val="11"/>
-          <w:szCs w:val="11"/>
-          <w14:ligatures w14:val="none"/>
-        </w:rPr>
-        <w:tab/>
-      </w:r>
-      <w:r>
-        <w:rPr>
-          <w:rFonts w:cs="Times New Roman"/>
-          <w:color w:val="00B050"/>
-          <w:kern w:val="0"/>
-          <w:sz w:val="11"/>
-          <w:szCs w:val="11"/>
-          <w14:ligatures w14:val="none"/>
-        </w:rPr>
-        <w:tab/>
-      </w:r>
-      <w:r>
-        <w:rPr>
-          <w:rFonts w:cs="Times New Roman"/>
-          <w:color w:val="00B050"/>
-          <w:kern w:val="0"/>
-          <w:sz w:val="11"/>
-          <w:szCs w:val="11"/>
-          <w14:ligatures w14:val="none"/>
-        </w:rPr>
-        <w:tab/>
-      </w:r>
-      <w:r>
-        <w:rPr>
-          <w:rFonts w:cs="Times New Roman"/>
-          <w:color w:val="00B050"/>
-          <w:kern w:val="0"/>
-          <w:sz w:val="11"/>
-          <w:szCs w:val="11"/>
-          <w14:ligatures w14:val="none"/>
-        </w:rPr>
-        <w:tab/>
-      </w:r>
-      <w:r>
-        <w:rPr>
-          <w:rFonts w:cs="Times New Roman"/>
-          <w:bCs/>
-          <w:color w:val="000000" w:themeColor="text1"/>
-          <w:kern w:val="0"/>
-          <w:sz w:val="11"/>
-          <w:szCs w:val="11"/>
-          <w14:ligatures w14:val="none"/>
-        </w:rPr>
-        <w:t>Q1.6</w:t>
-      </w:r>
-      <w:r>
-        <w:rPr>
-          <w:rFonts w:cs="Times New Roman"/>
-          <w:color w:val="000000" w:themeColor="text1"/>
-          <w:kern w:val="0"/>
-          <w:sz w:val="11"/>
-          <w:szCs w:val="11"/>
-          <w14:ligatures w14:val="none"/>
-        </w:rPr>
-        <w:t xml:space="preserve"> Not pipeline breakers: (A) INLJ; (B) CNLJ</w:t>
-      </w:r>
-      <w:r>
-        <w:rPr>
-          <w:rFonts w:cs="Times New Roman"/>
-          <w:color w:val="000000" w:themeColor="text1"/>
-          <w:kern w:val="0"/>
-          <w:sz w:val="11"/>
-          <w:szCs w:val="11"/>
-          <w14:ligatures w14:val="none"/>
-        </w:rPr>
-        <w:t xml:space="preserve"> </w:t>
-      </w:r>
-      <w:r>
-        <w:rPr>
-          <w:rFonts w:cs="Times New Roman"/>
-          <w:color w:val="00B050"/>
-          <w:kern w:val="0"/>
-          <w:sz w:val="11"/>
-          <w:szCs w:val="11"/>
-          <w14:ligatures w14:val="none"/>
-        </w:rPr>
-        <w:t>grace hash join need to partition first, so it is streaming operators</w:t>
-      </w:r>
-      <w:r>
-        <w:rPr>
-          <w:rFonts w:cs="Times New Roman"/>
-          <w:color w:val="00B050"/>
-          <w:kern w:val="0"/>
-          <w:sz w:val="11"/>
-          <w:szCs w:val="11"/>
-          <w14:ligatures w14:val="none"/>
-        </w:rPr>
-        <w:t>.</w:t>
-      </w:r>
-    </w:p>
-    <w:p>
-      <w:pPr>
-        <w:snapToGrid w:val="0"/>
-        <w:spacing w:after="0" w:line="240" w:lineRule="auto"/>
-        <w:rPr>
-          <w:rFonts w:cs="Times New Roman"/>
-          <w:color w:val="000000" w:themeColor="text1"/>
-          <w:kern w:val="0"/>
-          <w:sz w:val="11"/>
-          <w:szCs w:val="11"/>
-          <w14:ligatures w14:val="none"/>
-        </w:rPr>
-      </w:pPr>
-      <w:r>
-        <w:rPr>
-          <w:rFonts w:cs="Times New Roman"/>
-          <w:bCs/>
-          <w:color w:val="000000" w:themeColor="text1"/>
-          <w:kern w:val="0"/>
-          <w:sz w:val="11"/>
-          <w:szCs w:val="11"/>
-          <w14:ligatures w14:val="none"/>
-        </w:rPr>
-        <w:t>Q1.7</w:t>
-      </w:r>
-      <w:r>
-        <w:rPr>
-          <w:rFonts w:cs="Times New Roman"/>
-          <w:color w:val="000000" w:themeColor="text1"/>
-          <w:kern w:val="0"/>
-          <w:sz w:val="11"/>
-          <w:szCs w:val="11"/>
-          <w14:ligatures w14:val="none"/>
-        </w:rPr>
-        <w:t xml:space="preserve"> System R: (A) May include cartesian - TRUE; (B) Always</w:t>
-      </w:r>
-      <w:r>
-        <w:rPr>
-          <w:rFonts w:cs="Times New Roman"/>
-          <w:color w:val="000000" w:themeColor="text1"/>
-          <w:kern w:val="0"/>
-          <w:sz w:val="11"/>
-          <w:szCs w:val="11"/>
-          <w14:ligatures w14:val="none"/>
-        </w:rPr>
-        <w:t xml:space="preserve"> pipelined - FALSE; (C) Only cheapest - FALSE </w:t>
-      </w:r>
-    </w:p>
-    <w:p>
-      <w:pPr>
-        <w:snapToGrid w:val="0"/>
-        <w:spacing w:after="0" w:line="240" w:lineRule="auto"/>
-        <w:rPr>
-          <w:rFonts w:cs="Times New Roman"/>
-          <w:color w:val="000000" w:themeColor="text1"/>
-          <w:kern w:val="0"/>
-          <w:sz w:val="11"/>
-          <w:szCs w:val="11"/>
-          <w14:ligatures w14:val="none"/>
-        </w:rPr>
-      </w:pPr>
-      <w:r>
-        <w:rPr>
-          <w:rFonts w:cs="Times New Roman"/>
-          <w:bCs/>
-          <w:color w:val="000000" w:themeColor="text1"/>
-          <w:kern w:val="0"/>
-          <w:sz w:val="11"/>
-          <w:szCs w:val="11"/>
-          <w14:ligatures w14:val="none"/>
-        </w:rPr>
-        <w:t>Q1.8</w:t>
-      </w:r>
-      <w:r>
-        <w:rPr>
-          <w:rFonts w:cs="Times New Roman"/>
-          <w:color w:val="000000" w:themeColor="text1"/>
-          <w:kern w:val="0"/>
-          <w:sz w:val="11"/>
-          <w:szCs w:val="11"/>
-          <w14:ligatures w14:val="none"/>
-        </w:rPr>
-        <w:t xml:space="preserve"> System R: (A) Optimal guarantee - FALSE; (B) Pushdown always better - FALSE; (C) Top-down - FALSE </w:t>
-      </w:r>
-    </w:p>
-    <w:p>
-      <w:pPr>
-        <w:snapToGrid w:val="0"/>
-        <w:spacing w:after="0" w:line="240" w:lineRule="auto"/>
-        <w:rPr>
-          <w:rFonts w:cs="Times New Roman"/>
-          <w:color w:val="000000" w:themeColor="text1"/>
-          <w:kern w:val="0"/>
-          <w:sz w:val="11"/>
-          <w:szCs w:val="11"/>
-          <w14:ligatures w14:val="none"/>
-        </w:rPr>
-      </w:pPr>
-      <w:r>
-        <w:rPr>
-          <w:rFonts w:cs="Times New Roman"/>
-          <w:bCs/>
-          <w:color w:val="000000" w:themeColor="text1"/>
-          <w:kern w:val="0"/>
-          <w:sz w:val="11"/>
-          <w:szCs w:val="11"/>
-          <w14:ligatures w14:val="none"/>
-        </w:rPr>
-        <w:t>Q1.9</w:t>
-      </w:r>
-      <w:r>
-        <w:rPr>
-          <w:rFonts w:cs="Times New Roman"/>
-          <w:color w:val="000000" w:themeColor="text1"/>
-          <w:kern w:val="0"/>
-          <w:sz w:val="11"/>
-          <w:szCs w:val="11"/>
-          <w14:ligatures w14:val="none"/>
-        </w:rPr>
-        <w:t xml:space="preserve"> Histograms: (A) Equi-width - TRUE; (B) Equi-depth - TRUE; (C) Uniformity assumption - TRUE </w:t>
-      </w:r>
-    </w:p>
-    <w:p>
-      <w:pPr>
-        <w:snapToGrid w:val="0"/>
-        <w:spacing w:after="0" w:line="240" w:lineRule="auto"/>
-        <w:rPr>
-          <w:rFonts w:cs="Times New Roman"/>
-          <w:color w:val="000000" w:themeColor="text1"/>
-          <w:kern w:val="0"/>
-          <w:sz w:val="11"/>
-          <w:szCs w:val="11"/>
-          <w14:ligatures w14:val="none"/>
-        </w:rPr>
-      </w:pPr>
-      <w:r>
-        <w:rPr>
-          <w:rFonts w:cs="Times New Roman"/>
-          <w:bCs/>
-          <w:color w:val="000000" w:themeColor="text1"/>
-          <w:kern w:val="0"/>
-          <w:sz w:val="11"/>
-          <w:szCs w:val="11"/>
-          <w14:ligatures w14:val="none"/>
-        </w:rPr>
-        <w:t>Q1.10</w:t>
-      </w:r>
-      <w:r>
-        <w:rPr>
-          <w:rFonts w:cs="Times New Roman"/>
-          <w:color w:val="000000" w:themeColor="text1"/>
-          <w:kern w:val="0"/>
-          <w:sz w:val="11"/>
-          <w:szCs w:val="11"/>
-          <w14:ligatures w14:val="none"/>
-        </w:rPr>
-        <w:t xml:space="preserve"> Locking: (A) No cascading aborts Strict2PL - FALSE; (B) 2PL → conflict-serializable - TRUE; (C) Acyclic Strict2PL - TRUE </w:t>
-      </w:r>
-    </w:p>
-    <w:p>
-      <w:pPr>
-        <w:snapToGrid w:val="0"/>
-        <w:spacing w:after="0" w:line="240" w:lineRule="auto"/>
-        <w:rPr>
-          <w:rFonts w:cs="Times New Roman"/>
-          <w:color w:val="000000" w:themeColor="text1"/>
-          <w:kern w:val="0"/>
-          <w:sz w:val="11"/>
-          <w:szCs w:val="11"/>
-          <w14:ligatures w14:val="none"/>
-        </w:rPr>
-      </w:pPr>
-      <w:r>
-        <w:rPr>
-          <w:rFonts w:cs="Times New Roman"/>
-          <w:bCs/>
-          <w:color w:val="000000" w:themeColor="text1"/>
-          <w:kern w:val="0"/>
-          <w:sz w:val="11"/>
-          <w:szCs w:val="11"/>
-          <w14:ligatures w14:val="none"/>
-        </w:rPr>
-        <w:t>Q1.11</w:t>
-      </w:r>
-      <w:r>
-        <w:rPr>
-          <w:rFonts w:cs="Times New Roman"/>
-          <w:color w:val="000000" w:themeColor="text1"/>
-          <w:kern w:val="0"/>
-          <w:sz w:val="11"/>
-          <w:szCs w:val="11"/>
-          <w14:ligatures w14:val="none"/>
-        </w:rPr>
-        <w:t xml:space="preserve"> Schedules: (A) Dirty reads in conflict-serializable - TRUE; (B) Lost updates - FALSE; (C) Cascading aborts - TRUE </w:t>
-      </w:r>
-    </w:p>
-    <w:p>
-      <w:pPr>
-        <w:snapToGrid w:val="0"/>
-        <w:spacing w:after="0" w:line="240" w:lineRule="auto"/>
-        <w:rPr>
-          <w:rFonts w:cs="Times New Roman"/>
-          <w:color w:val="000000" w:themeColor="text1"/>
-          <w:kern w:val="0"/>
-          <w:sz w:val="11"/>
-          <w:szCs w:val="11"/>
-          <w14:ligatures w14:val="none"/>
-        </w:rPr>
-      </w:pPr>
-      <w:r>
-        <w:rPr>
-          <w:rFonts w:cs="Times New Roman"/>
-          <w:bCs/>
-          <w:color w:val="000000" w:themeColor="text1"/>
-          <w:kern w:val="0"/>
-          <w:sz w:val="11"/>
-          <w:szCs w:val="11"/>
-          <w14:ligatures w14:val="none"/>
-        </w:rPr>
-        <w:t>Q1.12</w:t>
-      </w:r>
-      <w:r>
-        <w:rPr>
-          <w:rFonts w:cs="Times New Roman"/>
-          <w:color w:val="000000" w:themeColor="text1"/>
-          <w:kern w:val="0"/>
-          <w:sz w:val="11"/>
-          <w:szCs w:val="11"/>
-          <w14:ligatures w14:val="none"/>
-        </w:rPr>
-        <w:t xml:space="preserve"> PDBMS: (A) Shared-disk independent scale - TRUE; (B) Shared-memory closest - TRUE; (C) Shared-nothing easier scale - FALSE </w:t>
-      </w:r>
-    </w:p>
-    <w:p>
-      <w:pPr>
-        <w:snapToGrid w:val="0"/>
-        <w:spacing w:after="0" w:line="240" w:lineRule="auto"/>
-        <w:rPr>
-          <w:rFonts w:cs="Times New Roman"/>
-          <w:color w:val="000000" w:themeColor="text1"/>
-          <w:kern w:val="0"/>
-          <w:sz w:val="11"/>
-          <w:szCs w:val="11"/>
-          <w14:ligatures w14:val="none"/>
-        </w:rPr>
-      </w:pPr>
-      <w:r>
-        <w:rPr>
-          <w:rFonts w:cs="Times New Roman"/>
-          <w:bCs/>
-          <w:color w:val="000000" w:themeColor="text1"/>
-          <w:kern w:val="0"/>
-          <w:sz w:val="11"/>
-          <w:szCs w:val="11"/>
-          <w14:ligatures w14:val="none"/>
-        </w:rPr>
-        <w:t>Q1.13</w:t>
-      </w:r>
-      <w:r>
-        <w:rPr>
-          <w:rFonts w:cs="Times New Roman"/>
-          <w:color w:val="000000" w:themeColor="text1"/>
-          <w:kern w:val="0"/>
-          <w:sz w:val="11"/>
-          <w:szCs w:val="11"/>
-          <w14:ligatures w14:val="none"/>
-        </w:rPr>
-        <w:t xml:space="preserve"> PDBMS: (A) Round-robin insertion higher - TRUE; (B) Round-robin better than hash - FALSE; (C) Range better than round-robin - TRUE </w:t>
-      </w:r>
-    </w:p>
-    <w:p>
-      <w:pPr>
-        <w:snapToGrid w:val="0"/>
-        <w:spacing w:after="0" w:line="240" w:lineRule="auto"/>
-        <w:rPr>
-          <w:rFonts w:cs="Times New Roman"/>
-          <w:color w:val="000000" w:themeColor="text1"/>
-          <w:kern w:val="0"/>
-          <w:sz w:val="11"/>
-          <w:szCs w:val="11"/>
-          <w:lang w:val="en-US"/>
-          <w14:ligatures w14:val="none"/>
-        </w:rPr>
-      </w:pPr>
-      <w:r>
-        <w:rPr>
-          <w:rFonts w:cs="Times New Roman"/>
-          <w:bCs/>
-          <w:color w:val="000000" w:themeColor="text1"/>
-          <w:kern w:val="0"/>
-          <w:sz w:val="11"/>
-          <w:szCs w:val="11"/>
-          <w14:ligatures w14:val="none"/>
-        </w:rPr>
-        <w:t>Q1.14</w:t>
-      </w:r>
-      <w:r>
-        <w:rPr>
-          <w:rFonts w:cs="Times New Roman"/>
-          <w:color w:val="000000" w:themeColor="text1"/>
-          <w:kern w:val="0"/>
-          <w:sz w:val="11"/>
-          <w:szCs w:val="11"/>
-          <w14:ligatures w14:val="none"/>
-        </w:rPr>
-        <w:t xml:space="preserve"> NoSQL replication: (A) Multiple nodes - FALSE; (B) Latency - TRUE; (C) DB sizes - FALSE </w:t>
-      </w:r>
-      <w:r>
-        <w:rPr>
-          <w:rFonts w:cs="Times New Roman"/>
-          <w:bCs/>
-          <w:color w:val="000000" w:themeColor="text1"/>
-          <w:kern w:val="0"/>
-          <w:sz w:val="11"/>
-          <w:szCs w:val="11"/>
-          <w14:ligatures w14:val="none"/>
-        </w:rPr>
-        <w:t>Q1.15</w:t>
-      </w:r>
-      <w:r>
-        <w:rPr>
-          <w:rFonts w:cs="Times New Roman"/>
-          <w:color w:val="000000" w:themeColor="text1"/>
-          <w:kern w:val="0"/>
-          <w:sz w:val="11"/>
-          <w:szCs w:val="11"/>
-          <w14:ligatures w14:val="none"/>
-        </w:rPr>
-        <w:t xml:space="preserve"> NoSQL: (A) High read-write - TRUE; (B) Replication for scalability - FALSE; (C) Transactional </w:t>
-      </w:r>
-      <w:r>
-        <w:rPr>
-          <w:rFonts w:cs="Times New Roman"/>
-          <w:color w:val="000000" w:themeColor="text1"/>
-          <w:kern w:val="0"/>
-          <w:sz w:val="11"/>
-          <w:szCs w:val="11"/>
-          <w14:ligatures w14:val="none"/>
-        </w:rPr>
-        <w:t>–</w:t>
-      </w:r>
-      <w:r>
-        <w:rPr>
-          <w:rFonts w:cs="Times New Roman"/>
-          <w:color w:val="000000" w:themeColor="text1"/>
-          <w:kern w:val="0"/>
-          <w:sz w:val="11"/>
-          <w:szCs w:val="11"/>
-          <w14:ligatures w14:val="none"/>
-        </w:rPr>
-        <w:t xml:space="preserve"> TRUE</w:t>
-      </w:r>
-    </w:p>
-    <w:p>
-      <w:pPr>
-        <w:snapToGrid w:val="0"/>
-        <w:spacing w:after="0" w:line="240" w:lineRule="auto"/>
-        <w:rPr>
-          <w:rFonts w:cs="Times New Roman"/>
-          <w:color w:val="000000" w:themeColor="text1"/>
-          <w:kern w:val="0"/>
-          <w:sz w:val="11"/>
-          <w:szCs w:val="11"/>
-          <w14:ligatures w14:val="none"/>
-        </w:rPr>
-      </w:pPr>
-      <w:r>
-        <w:rPr>
-          <w:rFonts w:cs="Times New Roman"/>
-          <w:bCs/>
-          <w:color w:val="000000" w:themeColor="text1"/>
-          <w:kern w:val="0"/>
-          <w:sz w:val="11"/>
-          <w:szCs w:val="11"/>
-          <w14:ligatures w14:val="none"/>
-        </w:rPr>
-        <w:t>Q2.1</w:t>
-      </w:r>
-      <w:r>
-        <w:rPr>
-          <w:rFonts w:cs="Times New Roman"/>
-          <w:color w:val="000000" w:themeColor="text1"/>
-          <w:kern w:val="0"/>
-          <w:sz w:val="11"/>
-          <w:szCs w:val="11"/>
-          <w14:ligatures w14:val="none"/>
-        </w:rPr>
-        <w:t xml:space="preserve"> Grace Hash with rehashing: YES, that's Grace-Hash Join</w:t>
-      </w:r>
-    </w:p>
-    <w:p>
-      <w:pPr>
-        <w:snapToGrid w:val="0"/>
-        <w:spacing w:after="0" w:line="240" w:lineRule="auto"/>
-        <w:rPr>
-          <w:rFonts w:cs="Times New Roman"/>
-          <w:color w:val="000000" w:themeColor="text1"/>
-          <w:kern w:val="0"/>
-          <w:sz w:val="11"/>
-          <w:szCs w:val="11"/>
-          <w14:ligatures w14:val="none"/>
-        </w:rPr>
-      </w:pPr>
-      <w:r>
-        <w:rPr>
-          <w:rFonts w:cs="Times New Roman"/>
-          <w:bCs/>
-          <w:color w:val="000000" w:themeColor="text1"/>
-          <w:kern w:val="0"/>
-          <w:sz w:val="11"/>
-          <w:szCs w:val="11"/>
-          <w14:ligatures w14:val="none"/>
-        </w:rPr>
-        <w:t>Q2.2</w:t>
-      </w:r>
-      <w:r>
-        <w:rPr>
-          <w:rFonts w:cs="Times New Roman"/>
-          <w:color w:val="000000" w:themeColor="text1"/>
-          <w:kern w:val="0"/>
-          <w:sz w:val="11"/>
-          <w:szCs w:val="11"/>
-          <w14:ligatures w14:val="none"/>
-        </w:rPr>
-        <w:t xml:space="preserve"> Join 40K pages + 25 pages: Naive in-memory = 425 IOs</w:t>
-      </w:r>
-    </w:p>
-    <w:p>
-      <w:pPr>
-        <w:snapToGrid w:val="0"/>
-        <w:spacing w:after="0" w:line="240" w:lineRule="auto"/>
-        <w:rPr>
-          <w:rFonts w:cs="Times New Roman"/>
-          <w:color w:val="000000" w:themeColor="text1"/>
-          <w:kern w:val="0"/>
-          <w:sz w:val="11"/>
-          <w:szCs w:val="11"/>
-          <w14:ligatures w14:val="none"/>
-        </w:rPr>
-      </w:pPr>
-      <w:r>
-        <w:rPr>
-          <w:rFonts w:cs="Times New Roman"/>
-          <w:bCs/>
-          <w:color w:val="000000" w:themeColor="text1"/>
-          <w:kern w:val="0"/>
-          <w:sz w:val="11"/>
-          <w:szCs w:val="11"/>
-          <w14:ligatures w14:val="none"/>
-        </w:rPr>
-        <w:t>Q2.3</w:t>
-      </w:r>
-      <w:r>
-        <w:rPr>
-          <w:rFonts w:cs="Times New Roman"/>
-          <w:color w:val="000000" w:themeColor="text1"/>
-          <w:kern w:val="0"/>
-          <w:sz w:val="11"/>
-          <w:szCs w:val="11"/>
-          <w14:ligatures w14:val="none"/>
-        </w:rPr>
-        <w:t xml:space="preserve"> Cardinality: (a) 1.5; (b) Underestimate (correlation)</w:t>
-      </w:r>
-    </w:p>
-    <w:p>
-      <w:pPr>
-        <w:snapToGrid w:val="0"/>
-        <w:spacing w:after="0" w:line="240" w:lineRule="auto"/>
-        <w:rPr>
-          <w:rFonts w:cs="Times New Roman"/>
-          <w:color w:val="000000" w:themeColor="text1"/>
-          <w:kern w:val="0"/>
-          <w:sz w:val="11"/>
-          <w:szCs w:val="11"/>
-          <w14:ligatures w14:val="none"/>
-        </w:rPr>
-      </w:pPr>
-      <w:r>
-        <w:rPr>
-          <w:rFonts w:cs="Times New Roman"/>
-          <w:bCs/>
-          <w:color w:val="000000" w:themeColor="text1"/>
-          <w:kern w:val="0"/>
-          <w:sz w:val="11"/>
-          <w:szCs w:val="11"/>
-          <w14:ligatures w14:val="none"/>
-        </w:rPr>
-        <w:t>Q2.4</w:t>
-      </w:r>
-      <w:r>
-        <w:rPr>
-          <w:rFonts w:cs="Times New Roman"/>
-          <w:color w:val="000000" w:themeColor="text1"/>
-          <w:kern w:val="0"/>
-          <w:sz w:val="11"/>
-          <w:szCs w:val="11"/>
-          <w14:ligatures w14:val="none"/>
-        </w:rPr>
-        <w:t xml:space="preserve"> Serializability: (a) Not serial; (b) Dependency graph; (c) Has cycles → NOT conflict-serializable</w:t>
-      </w:r>
-    </w:p>
-    <w:p>
-      <w:pPr>
-        <w:snapToGrid w:val="0"/>
-        <w:spacing w:after="0" w:line="240" w:lineRule="auto"/>
-        <w:rPr>
-          <w:rFonts w:cs="Times New Roman"/>
-          <w:color w:val="000000" w:themeColor="text1"/>
-          <w:kern w:val="0"/>
-          <w:sz w:val="11"/>
-          <w:szCs w:val="11"/>
-          <w14:ligatures w14:val="none"/>
-        </w:rPr>
-      </w:pPr>
-      <w:r>
-        <w:rPr>
-          <w:rFonts w:cs="Times New Roman"/>
-          <w:bCs/>
-          <w:color w:val="000000" w:themeColor="text1"/>
-          <w:kern w:val="0"/>
-          <w:sz w:val="11"/>
-          <w:szCs w:val="11"/>
-          <w14:ligatures w14:val="none"/>
-        </w:rPr>
-        <w:t>Q2.5</w:t>
-      </w:r>
-      <w:r>
-        <w:rPr>
-          <w:rFonts w:cs="Times New Roman"/>
-          <w:color w:val="000000" w:themeColor="text1"/>
-          <w:kern w:val="0"/>
-          <w:sz w:val="11"/>
-          <w:szCs w:val="11"/>
-          <w14:ligatures w14:val="none"/>
-        </w:rPr>
-        <w:t xml:space="preserve"> Deadlock avoidance: Wait-Die/Wound-Wait protocols</w:t>
-      </w:r>
-    </w:p>
-    <w:p>
-      <w:pPr>
-        <w:snapToGrid w:val="0"/>
-        <w:spacing w:after="0" w:line="240" w:lineRule="auto"/>
-        <w:rPr>
-          <w:rFonts w:cs="Times New Roman"/>
-          <w:color w:val="000000" w:themeColor="text1"/>
-          <w:kern w:val="0"/>
-          <w:sz w:val="11"/>
-          <w:szCs w:val="11"/>
-          <w14:ligatures w14:val="none"/>
-        </w:rPr>
-      </w:pPr>
-      <w:r>
-        <w:rPr>
-          <w:rFonts w:cs="Times New Roman"/>
-          <w:bCs/>
-          <w:color w:val="000000" w:themeColor="text1"/>
-          <w:kern w:val="0"/>
-          <w:sz w:val="11"/>
-          <w:szCs w:val="11"/>
-          <w14:ligatures w14:val="none"/>
-        </w:rPr>
-        <w:t>Q2.6</w:t>
-      </w:r>
-      <w:r>
-        <w:rPr>
-          <w:rFonts w:cs="Times New Roman"/>
-          <w:color w:val="000000" w:themeColor="text1"/>
-          <w:kern w:val="0"/>
-          <w:sz w:val="11"/>
-          <w:szCs w:val="11"/>
-          <w14:ligatures w14:val="none"/>
-        </w:rPr>
-        <w:t xml:space="preserve"> Schedule: Not conflict-serializable, not possible under 2PL</w:t>
-      </w:r>
-    </w:p>
-    <w:p>
-      <w:pPr>
-        <w:snapToGrid w:val="0"/>
-        <w:spacing w:after="0" w:line="240" w:lineRule="auto"/>
-        <w:rPr>
-          <w:rFonts w:cs="Times New Roman"/>
-          <w:color w:val="000000" w:themeColor="text1"/>
-          <w:kern w:val="0"/>
-          <w:sz w:val="11"/>
-          <w:szCs w:val="11"/>
-          <w14:ligatures w14:val="none"/>
-        </w:rPr>
-      </w:pPr>
-      <w:r>
-        <w:rPr>
-          <w:rFonts w:cs="Times New Roman"/>
-          <w:bCs/>
-          <w:color w:val="000000" w:themeColor="text1"/>
-          <w:kern w:val="0"/>
-          <w:sz w:val="11"/>
-          <w:szCs w:val="11"/>
-          <w14:ligatures w14:val="none"/>
-        </w:rPr>
-        <w:t>Q2.7</w:t>
-      </w:r>
-      <w:r>
-        <w:rPr>
-          <w:rFonts w:cs="Times New Roman"/>
-          <w:color w:val="000000" w:themeColor="text1"/>
-          <w:kern w:val="0"/>
-          <w:sz w:val="11"/>
-          <w:szCs w:val="11"/>
-          <w14:ligatures w14:val="none"/>
-        </w:rPr>
-        <w:t xml:space="preserve"> Selectivity: Multiple predicate queries with formula calculations</w:t>
-      </w:r>
-    </w:p>
-    <w:p>
-      <w:pPr>
-        <w:pBdr>
-          <w:bottom w:val="single" w:sz="6" w:space="1" w:color="auto"/>
-        </w:pBdr>
-        <w:snapToGrid w:val="0"/>
-        <w:spacing w:after="0" w:line="240" w:lineRule="auto"/>
-        <w:rPr>
-          <w:rFonts w:cs="Times New Roman"/>
-          <w:color w:val="000000" w:themeColor="text1"/>
-          <w:kern w:val="0"/>
-          <w:sz w:val="11"/>
-          <w:szCs w:val="11"/>
-          <w14:ligatures w14:val="none"/>
-        </w:rPr>
-      </w:pPr>
-      <w:r>
-        <w:rPr>
-          <w:rFonts w:cs="Times New Roman"/>
-          <w:bCs/>
-          <w:color w:val="000000" w:themeColor="text1"/>
-          <w:kern w:val="0"/>
-          <w:sz w:val="11"/>
-          <w:szCs w:val="11"/>
-          <w14:ligatures w14:val="none"/>
-        </w:rPr>
-        <w:t>Q2.8</w:t>
-      </w:r>
-      <w:r>
-        <w:rPr>
-          <w:rFonts w:cs="Times New Roman"/>
-          <w:color w:val="000000" w:themeColor="text1"/>
-          <w:kern w:val="0"/>
-          <w:sz w:val="11"/>
-          <w:szCs w:val="11"/>
-          <w14:ligatures w14:val="none"/>
-        </w:rPr>
-        <w:t xml:space="preserve"> PDBMS 4-way join: Replicate small tables, partition large on join key, 165 pages transfer</w:t>
-      </w:r>
-    </w:p>
+    <w:tbl>
+      <w:tblPr>
+        <w:tblStyle w:val="TableGrid"/>
+        <w:tblW w:w="0" w:type="auto"/>
+        <w:tblLook w:val="04A0" w:firstRow="1" w:lastRow="0" w:firstColumn="1" w:lastColumn="0" w:noHBand="0" w:noVBand="1"/>
+      </w:tblPr>
+      <w:tblGrid>
+        <w:gridCol w:w="5585"/>
+        <w:gridCol w:w="5585"/>
+      </w:tblGrid>
+      <w:tr>
+        <w:tc>
+          <w:tcPr>
+            <w:tcW w:w="5585" w:type="dxa"/>
+          </w:tcPr>
+          <w:p>
+            <w:pPr>
+              <w:snapToGrid w:val="0"/>
+              <w:rPr>
+                <w:rFonts w:cs="Times New Roman"/>
+                <w:color w:val="000000" w:themeColor="text1"/>
+                <w:kern w:val="0"/>
+                <w:sz w:val="11"/>
+                <w:szCs w:val="11"/>
+                <w14:ligatures w14:val="none"/>
+              </w:rPr>
+            </w:pPr>
+            <w:r>
+              <w:rPr>
+                <w:rFonts w:cs="Times New Roman"/>
+                <w:bCs/>
+                <w:color w:val="000000" w:themeColor="text1"/>
+                <w:kern w:val="0"/>
+                <w:sz w:val="11"/>
+                <w:szCs w:val="11"/>
+                <w14:ligatures w14:val="none"/>
+              </w:rPr>
+              <w:t>Q1.1</w:t>
+            </w:r>
+            <w:r>
+              <w:rPr>
+                <w:rFonts w:cs="Times New Roman"/>
+                <w:color w:val="000000" w:themeColor="text1"/>
+                <w:kern w:val="0"/>
+                <w:sz w:val="11"/>
+                <w:szCs w:val="11"/>
+                <w14:ligatures w14:val="none"/>
+              </w:rPr>
+              <w:t xml:space="preserve"> Join: </w:t>
+            </w:r>
+            <w:r>
+              <w:rPr>
+                <w:rFonts w:cs="Times New Roman"/>
+                <w:color w:val="00B050"/>
+                <w:kern w:val="0"/>
+                <w:sz w:val="11"/>
+                <w:szCs w:val="11"/>
+                <w14:ligatures w14:val="none"/>
+              </w:rPr>
+              <w:t xml:space="preserve">(A) </w:t>
+            </w:r>
+            <w:r>
+              <w:rPr>
+                <w:rFonts w:cs="Times New Roman"/>
+                <w:color w:val="000000" w:themeColor="text1"/>
+                <w:kern w:val="0"/>
+                <w:sz w:val="11"/>
+                <w:szCs w:val="11"/>
+                <w14:ligatures w14:val="none"/>
+              </w:rPr>
+              <w:t xml:space="preserve">BNLJ ≥ PNLJ </w:t>
+            </w:r>
+            <w:r>
+              <w:rPr>
+                <w:rFonts w:cs="Times New Roman"/>
+                <w:color w:val="000000" w:themeColor="text1"/>
+                <w:kern w:val="0"/>
+                <w:sz w:val="6"/>
+                <w:szCs w:val="6"/>
+                <w14:ligatures w14:val="none"/>
+              </w:rPr>
+              <w:t xml:space="preserve"> </w:t>
+            </w:r>
+            <w:r>
+              <w:rPr>
+                <w:rFonts w:cs="Times New Roman" w:hint="eastAsia"/>
+                <w:color w:val="00B050"/>
+                <w:kern w:val="0"/>
+                <w:sz w:val="11"/>
+                <w:szCs w:val="11"/>
+                <w14:ligatures w14:val="none"/>
+              </w:rPr>
+              <w:t>(</w:t>
+            </w:r>
+            <w:r>
+              <w:rPr>
+                <w:rFonts w:cs="Times New Roman"/>
+                <w:color w:val="00B050"/>
+                <w:kern w:val="0"/>
+                <w:sz w:val="11"/>
+                <w:szCs w:val="11"/>
+                <w14:ligatures w14:val="none"/>
+              </w:rPr>
+              <w:t xml:space="preserve">B) </w:t>
+            </w:r>
+            <w:proofErr w:type="spellStart"/>
+            <w:r>
+              <w:rPr>
+                <w:rFonts w:cs="Times New Roman"/>
+                <w:color w:val="000000" w:themeColor="text1"/>
+                <w:kern w:val="0"/>
+                <w:sz w:val="11"/>
+                <w:szCs w:val="11"/>
+                <w14:ligatures w14:val="none"/>
+              </w:rPr>
+              <w:t>NLJ</w:t>
+            </w:r>
+            <w:r>
+              <w:rPr>
+                <w:rFonts w:cs="Times New Roman"/>
+                <w:color w:val="000000" w:themeColor="text1"/>
+                <w:kern w:val="0"/>
+                <w:sz w:val="11"/>
+                <w:szCs w:val="11"/>
+                <w14:ligatures w14:val="none"/>
+              </w:rPr>
+              <w:t>:</w:t>
+            </w:r>
+            <w:r>
+              <w:rPr>
+                <w:rFonts w:cs="Times New Roman"/>
+                <w:color w:val="000000" w:themeColor="text1"/>
+                <w:kern w:val="0"/>
+                <w:sz w:val="11"/>
+                <w:szCs w:val="11"/>
+                <w14:ligatures w14:val="none"/>
+              </w:rPr>
+              <w:t>smaller</w:t>
+            </w:r>
+            <w:proofErr w:type="spellEnd"/>
+            <w:r>
+              <w:rPr>
+                <w:rFonts w:cs="Times New Roman"/>
+                <w:color w:val="000000" w:themeColor="text1"/>
+                <w:kern w:val="0"/>
+                <w:sz w:val="11"/>
+                <w:szCs w:val="11"/>
+                <w14:ligatures w14:val="none"/>
+              </w:rPr>
+              <w:t xml:space="preserve"> as outer (C) </w:t>
+            </w:r>
+            <w:proofErr w:type="spellStart"/>
+            <w:r>
+              <w:rPr>
+                <w:rFonts w:cs="Times New Roman"/>
+                <w:color w:val="000000" w:themeColor="text1"/>
+                <w:kern w:val="0"/>
+                <w:sz w:val="11"/>
+                <w:szCs w:val="11"/>
+                <w14:ligatures w14:val="none"/>
+              </w:rPr>
+              <w:t>INLJ,Two</w:t>
+            </w:r>
+            <w:proofErr w:type="spellEnd"/>
+            <w:r>
+              <w:rPr>
+                <w:rFonts w:cs="Times New Roman"/>
+                <w:color w:val="000000" w:themeColor="text1"/>
+                <w:kern w:val="0"/>
+                <w:sz w:val="11"/>
+                <w:szCs w:val="11"/>
+                <w14:ligatures w14:val="none"/>
+              </w:rPr>
+              <w:t xml:space="preserve"> indexes, query larger as inner.</w:t>
+            </w:r>
+          </w:p>
+          <w:p>
+            <w:pPr>
+              <w:snapToGrid w:val="0"/>
+              <w:rPr>
+                <w:rFonts w:cs="Times New Roman"/>
+                <w:color w:val="000000" w:themeColor="text1"/>
+                <w:kern w:val="0"/>
+                <w:sz w:val="11"/>
+                <w:szCs w:val="11"/>
+                <w14:ligatures w14:val="none"/>
+              </w:rPr>
+            </w:pPr>
+            <w:r>
+              <w:rPr>
+                <w:rFonts w:cs="Times New Roman"/>
+                <w:bCs/>
+                <w:color w:val="000000" w:themeColor="text1"/>
+                <w:kern w:val="0"/>
+                <w:sz w:val="11"/>
+                <w:szCs w:val="11"/>
+                <w14:ligatures w14:val="none"/>
+              </w:rPr>
+              <w:t>Q1.2</w:t>
+            </w:r>
+            <w:r>
+              <w:rPr>
+                <w:rFonts w:cs="Times New Roman"/>
+                <w:color w:val="000000" w:themeColor="text1"/>
+                <w:kern w:val="0"/>
+                <w:sz w:val="11"/>
+                <w:szCs w:val="11"/>
+                <w14:ligatures w14:val="none"/>
+              </w:rPr>
+              <w:t xml:space="preserve"> SNLJ same pages, different density: (C) Same IOs</w:t>
+            </w:r>
+            <w:r>
+              <w:rPr>
+                <w:rFonts w:cs="Times New Roman"/>
+                <w:color w:val="000000" w:themeColor="text1"/>
+                <w:kern w:val="0"/>
+                <w:sz w:val="11"/>
+                <w:szCs w:val="11"/>
+                <w14:ligatures w14:val="none"/>
+              </w:rPr>
+              <w:tab/>
+            </w:r>
+          </w:p>
+          <w:p>
+            <w:pPr>
+              <w:snapToGrid w:val="0"/>
+              <w:rPr>
+                <w:rFonts w:cs="Times New Roman"/>
+                <w:color w:val="000000" w:themeColor="text1"/>
+                <w:kern w:val="0"/>
+                <w:sz w:val="11"/>
+                <w:szCs w:val="11"/>
+                <w14:ligatures w14:val="none"/>
+              </w:rPr>
+            </w:pPr>
+            <w:r>
+              <w:rPr>
+                <w:rFonts w:cs="Times New Roman"/>
+                <w:bCs/>
+                <w:color w:val="000000" w:themeColor="text1"/>
+                <w:kern w:val="0"/>
+                <w:sz w:val="11"/>
+                <w:szCs w:val="11"/>
+                <w14:ligatures w14:val="none"/>
+              </w:rPr>
+              <w:t>Q1.3</w:t>
+            </w:r>
+            <w:r>
+              <w:rPr>
+                <w:rFonts w:cs="Times New Roman"/>
+                <w:color w:val="000000" w:themeColor="text1"/>
+                <w:kern w:val="0"/>
+                <w:sz w:val="11"/>
+                <w:szCs w:val="11"/>
+                <w14:ligatures w14:val="none"/>
+              </w:rPr>
+              <w:t xml:space="preserve"> Nested loops: (A) Both fit, order doesn't matter - TRUE; (B) Per-block better - TRUE; (C) Use hash not sor</w:t>
+            </w:r>
+            <w:r>
+              <w:rPr>
+                <w:rFonts w:cs="Times New Roman"/>
+                <w:color w:val="000000" w:themeColor="text1"/>
+                <w:kern w:val="0"/>
+                <w:sz w:val="11"/>
+                <w:szCs w:val="11"/>
+                <w14:ligatures w14:val="none"/>
+              </w:rPr>
+              <w:t>t-</w:t>
+            </w:r>
+            <w:r>
+              <w:rPr>
+                <w:rFonts w:cs="Times New Roman"/>
+                <w:color w:val="000000" w:themeColor="text1"/>
+                <w:kern w:val="0"/>
+                <w:sz w:val="11"/>
+                <w:szCs w:val="11"/>
+                <w14:ligatures w14:val="none"/>
+              </w:rPr>
+              <w:t xml:space="preserve">TRUE </w:t>
+            </w:r>
+          </w:p>
+          <w:p>
+            <w:pPr>
+              <w:snapToGrid w:val="0"/>
+              <w:rPr>
+                <w:rFonts w:cs="Times New Roman"/>
+                <w:color w:val="000000" w:themeColor="text1"/>
+                <w:kern w:val="0"/>
+                <w:sz w:val="11"/>
+                <w:szCs w:val="11"/>
+                <w14:ligatures w14:val="none"/>
+              </w:rPr>
+            </w:pPr>
+            <w:r>
+              <w:rPr>
+                <w:rFonts w:cs="Times New Roman"/>
+                <w:bCs/>
+                <w:color w:val="000000" w:themeColor="text1"/>
+                <w:kern w:val="0"/>
+                <w:sz w:val="11"/>
+                <w:szCs w:val="11"/>
+                <w14:ligatures w14:val="none"/>
+              </w:rPr>
+              <w:t>Q1.4</w:t>
+            </w:r>
+            <w:r>
+              <w:rPr>
+                <w:rFonts w:cs="Times New Roman"/>
+                <w:color w:val="000000" w:themeColor="text1"/>
+                <w:kern w:val="0"/>
+                <w:sz w:val="11"/>
+                <w:szCs w:val="11"/>
+                <w14:ligatures w14:val="none"/>
+              </w:rPr>
+              <w:t xml:space="preserve"> Nested loop sorted: (B) Outer table sorted</w:t>
+            </w:r>
+            <w:r>
+              <w:rPr>
+                <w:rFonts w:cs="Times New Roman"/>
+                <w:color w:val="00B050"/>
+                <w:kern w:val="0"/>
+                <w:sz w:val="10"/>
+                <w:szCs w:val="10"/>
+                <w14:ligatures w14:val="none"/>
+              </w:rPr>
+              <w:t>(</w:t>
+            </w:r>
+            <w:r>
+              <w:rPr>
+                <w:rFonts w:cs="Times New Roman"/>
+                <w:color w:val="00B050"/>
+                <w:kern w:val="0"/>
+                <w:sz w:val="10"/>
+                <w:szCs w:val="10"/>
+                <w:lang w:val="en-US"/>
+                <w14:ligatures w14:val="none"/>
+              </w:rPr>
+              <w:t>output result would be sorted)</w:t>
+            </w:r>
+            <w:r>
+              <w:rPr>
+                <w:rFonts w:cs="Times New Roman"/>
+                <w:color w:val="00B050"/>
+                <w:kern w:val="0"/>
+                <w:sz w:val="11"/>
+                <w:szCs w:val="11"/>
+                <w14:ligatures w14:val="none"/>
+              </w:rPr>
+              <w:t xml:space="preserve"> </w:t>
+            </w:r>
+          </w:p>
+          <w:p>
+            <w:pPr>
+              <w:snapToGrid w:val="0"/>
+              <w:rPr>
+                <w:rFonts w:cs="Times New Roman"/>
+                <w:color w:val="000000" w:themeColor="text1"/>
+                <w:kern w:val="0"/>
+                <w:sz w:val="11"/>
+                <w:szCs w:val="11"/>
+                <w14:ligatures w14:val="none"/>
+              </w:rPr>
+            </w:pPr>
+            <w:r>
+              <w:rPr>
+                <w:rFonts w:cs="Times New Roman"/>
+                <w:bCs/>
+                <w:color w:val="000000" w:themeColor="text1"/>
+                <w:kern w:val="0"/>
+                <w:sz w:val="11"/>
+                <w:szCs w:val="11"/>
+                <w14:ligatures w14:val="none"/>
+              </w:rPr>
+              <w:t>Q1.5</w:t>
+            </w:r>
+            <w:r>
+              <w:rPr>
+                <w:rFonts w:cs="Times New Roman"/>
+                <w:color w:val="000000" w:themeColor="text1"/>
+                <w:kern w:val="0"/>
+                <w:sz w:val="11"/>
+                <w:szCs w:val="11"/>
+                <w14:ligatures w14:val="none"/>
+              </w:rPr>
+              <w:t xml:space="preserve"> Index join algorithm,</w:t>
+            </w:r>
+            <w:r>
+              <w:rPr>
+                <w:rFonts w:ascii="Times New Roman" w:eastAsia="Times New Roman" w:hAnsi="Times New Roman" w:cs="Times New Roman"/>
+                <w:color w:val="000000"/>
+                <w:kern w:val="0"/>
+                <w:sz w:val="15"/>
+                <w:szCs w:val="15"/>
+                <w14:ligatures w14:val="none"/>
+              </w:rPr>
+              <w:t xml:space="preserve"> </w:t>
+            </w:r>
+            <w:r>
+              <w:rPr>
+                <w:rFonts w:cs="Times New Roman"/>
+                <w:color w:val="000000" w:themeColor="text1"/>
+                <w:kern w:val="0"/>
+                <w:sz w:val="11"/>
+                <w:szCs w:val="11"/>
+                <w14:ligatures w14:val="none"/>
+              </w:rPr>
+              <w:t>B (buffer size) &lt; [R] &lt;[S] &lt; (B-1)</w:t>
+            </w:r>
+            <w:r>
+              <w:rPr>
+                <w:rFonts w:cs="Times New Roman"/>
+                <w:color w:val="000000" w:themeColor="text1"/>
+                <w:kern w:val="0"/>
+                <w:sz w:val="11"/>
+                <w:szCs w:val="11"/>
+                <w14:ligatures w14:val="none"/>
+              </w:rPr>
+              <w:t>^</w:t>
+            </w:r>
+            <w:r>
+              <w:rPr>
+                <w:rFonts w:cs="Times New Roman"/>
+                <w:color w:val="000000" w:themeColor="text1"/>
+                <w:kern w:val="0"/>
+                <w:sz w:val="11"/>
+                <w:szCs w:val="11"/>
+                <w14:ligatures w14:val="none"/>
+              </w:rPr>
+              <w:t>2</w:t>
+            </w:r>
+            <w:r>
+              <w:rPr>
+                <w:rFonts w:cs="Times New Roman"/>
+                <w:color w:val="000000" w:themeColor="text1"/>
+                <w:kern w:val="0"/>
+                <w:sz w:val="11"/>
+                <w:szCs w:val="11"/>
+                <w14:ligatures w14:val="none"/>
+              </w:rPr>
+              <w:t>,</w:t>
+            </w:r>
+            <w:r>
+              <w:rPr>
+                <w:rFonts w:cs="Times New Roman"/>
+                <w:color w:val="000000" w:themeColor="text1"/>
+                <w:kern w:val="0"/>
+                <w:sz w:val="11"/>
+                <w:szCs w:val="11"/>
+                <w14:ligatures w14:val="none"/>
+              </w:rPr>
+              <w:t xml:space="preserve"> All TRUE</w:t>
+            </w:r>
+          </w:p>
+          <w:p>
+            <w:pPr>
+              <w:snapToGrid w:val="0"/>
+              <w:rPr>
+                <w:rFonts w:cs="Times New Roman"/>
+                <w:color w:val="00B050"/>
+                <w:kern w:val="0"/>
+                <w:sz w:val="11"/>
+                <w:szCs w:val="11"/>
+                <w:lang w:val="en-US"/>
+                <w14:ligatures w14:val="none"/>
+              </w:rPr>
+            </w:pPr>
+            <w:r>
+              <w:rPr>
+                <w:rFonts w:cs="Times New Roman"/>
+                <w:bCs/>
+                <w:color w:val="000000" w:themeColor="text1"/>
+                <w:kern w:val="0"/>
+                <w:sz w:val="11"/>
+                <w:szCs w:val="11"/>
+                <w14:ligatures w14:val="none"/>
+              </w:rPr>
+              <w:t>Q1.6</w:t>
+            </w:r>
+            <w:r>
+              <w:rPr>
+                <w:rFonts w:cs="Times New Roman"/>
+                <w:color w:val="000000" w:themeColor="text1"/>
+                <w:kern w:val="0"/>
+                <w:sz w:val="11"/>
+                <w:szCs w:val="11"/>
+                <w14:ligatures w14:val="none"/>
+              </w:rPr>
+              <w:t xml:space="preserve"> Not pipeline breakers: (A) INLJ; (B) CNLJ</w:t>
+            </w:r>
+            <w:r>
+              <w:rPr>
+                <w:rFonts w:cs="Times New Roman"/>
+                <w:color w:val="000000" w:themeColor="text1"/>
+                <w:kern w:val="0"/>
+                <w:sz w:val="11"/>
+                <w:szCs w:val="11"/>
+                <w14:ligatures w14:val="none"/>
+              </w:rPr>
+              <w:t xml:space="preserve"> </w:t>
+            </w:r>
+            <w:r>
+              <w:rPr>
+                <w:rFonts w:cs="Times New Roman"/>
+                <w:color w:val="00B050"/>
+                <w:kern w:val="0"/>
+                <w:sz w:val="11"/>
+                <w:szCs w:val="11"/>
+                <w14:ligatures w14:val="none"/>
+              </w:rPr>
+              <w:t>grace hash join need to partition first, so it is streaming operators.</w:t>
+            </w:r>
+          </w:p>
+          <w:p>
+            <w:pPr>
+              <w:snapToGrid w:val="0"/>
+              <w:rPr>
+                <w:rFonts w:cs="Times New Roman"/>
+                <w:color w:val="000000" w:themeColor="text1"/>
+                <w:kern w:val="0"/>
+                <w:sz w:val="11"/>
+                <w:szCs w:val="11"/>
+                <w14:ligatures w14:val="none"/>
+              </w:rPr>
+            </w:pPr>
+            <w:r>
+              <w:rPr>
+                <w:rFonts w:cs="Times New Roman"/>
+                <w:bCs/>
+                <w:color w:val="000000" w:themeColor="text1"/>
+                <w:kern w:val="0"/>
+                <w:sz w:val="11"/>
+                <w:szCs w:val="11"/>
+                <w14:ligatures w14:val="none"/>
+              </w:rPr>
+              <w:t>Q1.7</w:t>
+            </w:r>
+            <w:r>
+              <w:rPr>
+                <w:rFonts w:cs="Times New Roman"/>
+                <w:color w:val="000000" w:themeColor="text1"/>
+                <w:kern w:val="0"/>
+                <w:sz w:val="11"/>
+                <w:szCs w:val="11"/>
+                <w14:ligatures w14:val="none"/>
+              </w:rPr>
+              <w:t xml:space="preserve"> System R: (A) May include cartesian - TRUE; (B) Always</w:t>
+            </w:r>
+            <w:r>
+              <w:rPr>
+                <w:rFonts w:cs="Times New Roman"/>
+                <w:color w:val="000000" w:themeColor="text1"/>
+                <w:kern w:val="0"/>
+                <w:sz w:val="11"/>
+                <w:szCs w:val="11"/>
+                <w14:ligatures w14:val="none"/>
+              </w:rPr>
+              <w:t xml:space="preserve"> pipelined - FALSE; (C) Only cheapest - FALSE </w:t>
+            </w:r>
+            <w:r>
+              <w:rPr>
+                <w:rFonts w:cs="Times New Roman"/>
+                <w:color w:val="000000" w:themeColor="text1"/>
+                <w:kern w:val="0"/>
+                <w:sz w:val="11"/>
+                <w:szCs w:val="11"/>
+                <w14:ligatures w14:val="none"/>
+              </w:rPr>
+              <w:tab/>
+            </w:r>
+          </w:p>
+          <w:p>
+            <w:pPr>
+              <w:snapToGrid w:val="0"/>
+              <w:rPr>
+                <w:rFonts w:cs="Times New Roman"/>
+                <w:color w:val="000000" w:themeColor="text1"/>
+                <w:kern w:val="0"/>
+                <w:sz w:val="11"/>
+                <w:szCs w:val="11"/>
+                <w14:ligatures w14:val="none"/>
+              </w:rPr>
+            </w:pPr>
+            <w:r>
+              <w:rPr>
+                <w:rFonts w:cs="Times New Roman"/>
+                <w:bCs/>
+                <w:color w:val="000000" w:themeColor="text1"/>
+                <w:kern w:val="0"/>
+                <w:sz w:val="11"/>
+                <w:szCs w:val="11"/>
+                <w14:ligatures w14:val="none"/>
+              </w:rPr>
+              <w:t>Q1.8</w:t>
+            </w:r>
+            <w:r>
+              <w:rPr>
+                <w:rFonts w:cs="Times New Roman"/>
+                <w:color w:val="000000" w:themeColor="text1"/>
+                <w:kern w:val="0"/>
+                <w:sz w:val="11"/>
+                <w:szCs w:val="11"/>
+                <w14:ligatures w14:val="none"/>
+              </w:rPr>
+              <w:t xml:space="preserve"> System R: (A)</w:t>
+            </w:r>
+            <w:r>
+              <w:rPr>
+                <w:rFonts w:cs="Times New Roman"/>
+                <w:color w:val="000000" w:themeColor="text1"/>
+                <w:kern w:val="0"/>
+                <w:sz w:val="11"/>
+                <w:szCs w:val="11"/>
+                <w14:ligatures w14:val="none"/>
+              </w:rPr>
+              <w:t xml:space="preserve"> consider all plans</w:t>
+            </w:r>
+            <w:r>
+              <w:rPr>
+                <w:rFonts w:cs="Times New Roman"/>
+                <w:color w:val="000000" w:themeColor="text1"/>
+                <w:kern w:val="0"/>
+                <w:sz w:val="11"/>
+                <w:szCs w:val="11"/>
+                <w14:ligatures w14:val="none"/>
+              </w:rPr>
+              <w:t xml:space="preserve">- FALSE; (B) Pushdown always better - FALSE; (C) Top-down - FALSE </w:t>
+            </w:r>
+          </w:p>
+          <w:p>
+            <w:pPr>
+              <w:snapToGrid w:val="0"/>
+              <w:rPr>
+                <w:rFonts w:cs="Times New Roman"/>
+                <w:color w:val="000000" w:themeColor="text1"/>
+                <w:kern w:val="0"/>
+                <w:sz w:val="11"/>
+                <w:szCs w:val="11"/>
+                <w:lang w:val="en-US"/>
+                <w14:ligatures w14:val="none"/>
+              </w:rPr>
+            </w:pPr>
+            <w:r>
+              <w:rPr>
+                <w:rFonts w:cs="Times New Roman"/>
+                <w:bCs/>
+                <w:color w:val="000000" w:themeColor="text1"/>
+                <w:kern w:val="0"/>
+                <w:sz w:val="11"/>
+                <w:szCs w:val="11"/>
+                <w14:ligatures w14:val="none"/>
+              </w:rPr>
+              <w:t>Q1.9</w:t>
+            </w:r>
+            <w:r>
+              <w:rPr>
+                <w:rFonts w:cs="Times New Roman"/>
+                <w:color w:val="000000" w:themeColor="text1"/>
+                <w:kern w:val="0"/>
+                <w:sz w:val="11"/>
+                <w:szCs w:val="11"/>
+                <w14:ligatures w14:val="none"/>
+              </w:rPr>
+              <w:t xml:space="preserve"> Histograms: (A) Equi-width - TRUE; (B) Equi-depth - TRUE; (C) Uniformity assumption - TRUE </w:t>
+            </w:r>
+          </w:p>
+          <w:p>
+            <w:pPr>
+              <w:snapToGrid w:val="0"/>
+              <w:rPr>
+                <w:rFonts w:cs="Times New Roman"/>
+                <w:color w:val="000000" w:themeColor="text1"/>
+                <w:kern w:val="0"/>
+                <w:sz w:val="11"/>
+                <w:szCs w:val="11"/>
+                <w14:ligatures w14:val="none"/>
+              </w:rPr>
+            </w:pPr>
+            <w:r>
+              <w:rPr>
+                <w:rFonts w:cs="Times New Roman"/>
+                <w:bCs/>
+                <w:color w:val="000000" w:themeColor="text1"/>
+                <w:kern w:val="0"/>
+                <w:sz w:val="11"/>
+                <w:szCs w:val="11"/>
+                <w14:ligatures w14:val="none"/>
+              </w:rPr>
+              <w:t>Q1.10</w:t>
+            </w:r>
+            <w:r>
+              <w:rPr>
+                <w:rFonts w:cs="Times New Roman"/>
+                <w:color w:val="000000" w:themeColor="text1"/>
+                <w:kern w:val="0"/>
+                <w:sz w:val="11"/>
+                <w:szCs w:val="11"/>
+                <w14:ligatures w14:val="none"/>
+              </w:rPr>
+              <w:t xml:space="preserve"> Locking: (A) No cascading aborts Strict2PL - FALSE; (B) 2PL → conflict-serializable - TRUE; (C) Acyclic Strict2PL - TRUE </w:t>
+            </w:r>
+          </w:p>
+          <w:p>
+            <w:pPr>
+              <w:snapToGrid w:val="0"/>
+              <w:rPr>
+                <w:rFonts w:cs="Times New Roman"/>
+                <w:color w:val="000000" w:themeColor="text1"/>
+                <w:kern w:val="0"/>
+                <w:sz w:val="11"/>
+                <w:szCs w:val="11"/>
+                <w14:ligatures w14:val="none"/>
+              </w:rPr>
+            </w:pPr>
+            <w:r>
+              <w:rPr>
+                <w:rFonts w:cs="Times New Roman"/>
+                <w:bCs/>
+                <w:color w:val="000000" w:themeColor="text1"/>
+                <w:kern w:val="0"/>
+                <w:sz w:val="11"/>
+                <w:szCs w:val="11"/>
+                <w14:ligatures w14:val="none"/>
+              </w:rPr>
+              <w:t>Q1.11</w:t>
+            </w:r>
+            <w:r>
+              <w:rPr>
+                <w:rFonts w:cs="Times New Roman"/>
+                <w:color w:val="000000" w:themeColor="text1"/>
+                <w:kern w:val="0"/>
+                <w:sz w:val="11"/>
+                <w:szCs w:val="11"/>
+                <w14:ligatures w14:val="none"/>
+              </w:rPr>
+              <w:t xml:space="preserve"> Schedules: (A) Dirty reads in conflict-serializable - TRUE; (B) Lost updates - FALSE; (C) Cascading aborts - TRUE </w:t>
+            </w:r>
+          </w:p>
+          <w:p>
+            <w:pPr>
+              <w:snapToGrid w:val="0"/>
+              <w:rPr>
+                <w:rFonts w:cs="Times New Roman"/>
+                <w:color w:val="000000" w:themeColor="text1"/>
+                <w:kern w:val="0"/>
+                <w:sz w:val="11"/>
+                <w:szCs w:val="11"/>
+                <w14:ligatures w14:val="none"/>
+              </w:rPr>
+            </w:pPr>
+            <w:r>
+              <w:rPr>
+                <w:rFonts w:cs="Times New Roman"/>
+                <w:bCs/>
+                <w:color w:val="000000" w:themeColor="text1"/>
+                <w:kern w:val="0"/>
+                <w:sz w:val="11"/>
+                <w:szCs w:val="11"/>
+                <w14:ligatures w14:val="none"/>
+              </w:rPr>
+              <w:t>Q1.12</w:t>
+            </w:r>
+            <w:r>
+              <w:rPr>
+                <w:rFonts w:cs="Times New Roman"/>
+                <w:color w:val="000000" w:themeColor="text1"/>
+                <w:kern w:val="0"/>
+                <w:sz w:val="11"/>
+                <w:szCs w:val="11"/>
+                <w14:ligatures w14:val="none"/>
+              </w:rPr>
+              <w:t xml:space="preserve"> PDBMS: (A) Shared-disk independent scale - TRUE; (B) Shared-memory closest - TRUE; (C) Shared-nothing easier scale - FALSE </w:t>
+            </w:r>
+          </w:p>
+          <w:p>
+            <w:pPr>
+              <w:snapToGrid w:val="0"/>
+              <w:rPr>
+                <w:rFonts w:cs="Times New Roman"/>
+                <w:color w:val="000000" w:themeColor="text1"/>
+                <w:kern w:val="0"/>
+                <w:sz w:val="11"/>
+                <w:szCs w:val="11"/>
+                <w14:ligatures w14:val="none"/>
+              </w:rPr>
+            </w:pPr>
+            <w:r>
+              <w:rPr>
+                <w:rFonts w:cs="Times New Roman"/>
+                <w:bCs/>
+                <w:color w:val="000000" w:themeColor="text1"/>
+                <w:kern w:val="0"/>
+                <w:sz w:val="11"/>
+                <w:szCs w:val="11"/>
+                <w14:ligatures w14:val="none"/>
+              </w:rPr>
+              <w:t>Q1.13</w:t>
+            </w:r>
+            <w:r>
+              <w:rPr>
+                <w:rFonts w:cs="Times New Roman"/>
+                <w:color w:val="000000" w:themeColor="text1"/>
+                <w:kern w:val="0"/>
+                <w:sz w:val="11"/>
+                <w:szCs w:val="11"/>
+                <w14:ligatures w14:val="none"/>
+              </w:rPr>
+              <w:t xml:space="preserve"> PDBMS: (A) Round-robin insertion higher - TRUE; (B) Round-robin better than hash - FALSE; (C) Range better than round-robin - TRUE </w:t>
+            </w:r>
+          </w:p>
+          <w:p>
+            <w:pPr>
+              <w:pBdr>
+                <w:bottom w:val="single" w:sz="6" w:space="1" w:color="auto"/>
+              </w:pBdr>
+              <w:snapToGrid w:val="0"/>
+              <w:rPr>
+                <w:rFonts w:cs="Times New Roman"/>
+                <w:color w:val="000000" w:themeColor="text1"/>
+                <w:kern w:val="0"/>
+                <w:sz w:val="11"/>
+                <w:szCs w:val="11"/>
+                <w14:ligatures w14:val="none"/>
+              </w:rPr>
+            </w:pPr>
+            <w:r>
+              <w:rPr>
+                <w:rFonts w:cs="Times New Roman"/>
+                <w:bCs/>
+                <w:color w:val="000000" w:themeColor="text1"/>
+                <w:kern w:val="0"/>
+                <w:sz w:val="11"/>
+                <w:szCs w:val="11"/>
+                <w14:ligatures w14:val="none"/>
+              </w:rPr>
+              <w:t>Q1.14</w:t>
+            </w:r>
+            <w:r>
+              <w:rPr>
+                <w:rFonts w:cs="Times New Roman"/>
+                <w:color w:val="000000" w:themeColor="text1"/>
+                <w:kern w:val="0"/>
+                <w:sz w:val="11"/>
+                <w:szCs w:val="11"/>
+                <w14:ligatures w14:val="none"/>
+              </w:rPr>
+              <w:t xml:space="preserve"> NoSQL replication: (A) Multiple nodes - FALSE; (B) Latency - TRUE; (C) DB sizes - FALSE </w:t>
+            </w:r>
+            <w:r>
+              <w:rPr>
+                <w:rFonts w:cs="Times New Roman"/>
+                <w:bCs/>
+                <w:color w:val="000000" w:themeColor="text1"/>
+                <w:kern w:val="0"/>
+                <w:sz w:val="11"/>
+                <w:szCs w:val="11"/>
+                <w14:ligatures w14:val="none"/>
+              </w:rPr>
+              <w:t>Q1.15</w:t>
+            </w:r>
+            <w:r>
+              <w:rPr>
+                <w:rFonts w:cs="Times New Roman"/>
+                <w:color w:val="000000" w:themeColor="text1"/>
+                <w:kern w:val="0"/>
+                <w:sz w:val="11"/>
+                <w:szCs w:val="11"/>
+                <w14:ligatures w14:val="none"/>
+              </w:rPr>
+              <w:t xml:space="preserve"> NoSQL: (A) High read-write - TRUE; (B) Replication for scalability - FALSE; (C) Transactional – TRUE</w:t>
+            </w:r>
+          </w:p>
+          <w:p>
+            <w:pPr>
+              <w:snapToGrid w:val="0"/>
+              <w:rPr>
+                <w:rFonts w:cs="Times New Roman"/>
+                <w:color w:val="000000" w:themeColor="text1"/>
+                <w:kern w:val="0"/>
+                <w:sz w:val="11"/>
+                <w:szCs w:val="11"/>
+                <w14:ligatures w14:val="none"/>
+              </w:rPr>
+            </w:pPr>
+          </w:p>
+          <w:p>
+            <w:pPr>
+              <w:pBdr>
+                <w:bottom w:val="single" w:sz="6" w:space="1" w:color="auto"/>
+              </w:pBdr>
+              <w:snapToGrid w:val="0"/>
+              <w:rPr>
+                <w:rFonts w:cs="Times New Roman"/>
+                <w:bCs/>
+                <w:color w:val="000000" w:themeColor="text1"/>
+                <w:kern w:val="0"/>
+                <w:sz w:val="11"/>
+                <w:szCs w:val="11"/>
+                <w14:ligatures w14:val="none"/>
+              </w:rPr>
+            </w:pPr>
+            <w:r>
+              <w:rPr>
+                <w:rFonts w:cs="Times New Roman"/>
+                <w:b/>
+                <w:color w:val="000000" w:themeColor="text1"/>
+                <w:kern w:val="0"/>
+                <w:sz w:val="11"/>
+                <w:szCs w:val="11"/>
+                <w14:ligatures w14:val="none"/>
+              </w:rPr>
+              <w:t>Grace Nested Join</w:t>
+            </w:r>
+            <w:r>
+              <w:rPr>
+                <w:rFonts w:cs="Times New Roman"/>
+                <w:bCs/>
+                <w:color w:val="000000" w:themeColor="text1"/>
+                <w:kern w:val="0"/>
+                <w:sz w:val="11"/>
+                <w:szCs w:val="11"/>
+                <w14:ligatures w14:val="none"/>
+              </w:rPr>
+              <w:t>: 1. R and S, using hash function-&gt;partitions2[R]+2[S]; merge to output[R]+[S]</w:t>
+            </w:r>
+          </w:p>
+          <w:p>
+            <w:pPr>
+              <w:pBdr>
+                <w:bottom w:val="single" w:sz="6" w:space="1" w:color="auto"/>
+              </w:pBdr>
+              <w:snapToGrid w:val="0"/>
+              <w:rPr>
+                <w:rFonts w:cs="Times New Roman"/>
+                <w:bCs/>
+                <w:color w:val="000000" w:themeColor="text1"/>
+                <w:kern w:val="0"/>
+                <w:sz w:val="11"/>
+                <w:szCs w:val="11"/>
+                <w14:ligatures w14:val="none"/>
+              </w:rPr>
+            </w:pPr>
+            <w:r>
+              <w:rPr>
+                <w:rFonts w:cs="Times New Roman"/>
+                <w:b/>
+                <w:color w:val="000000" w:themeColor="text1"/>
+                <w:kern w:val="0"/>
+                <w:sz w:val="11"/>
+                <w:szCs w:val="11"/>
+                <w14:ligatures w14:val="none"/>
+              </w:rPr>
+              <w:t>Sort-merge Join</w:t>
+            </w:r>
+            <w:r>
+              <w:rPr>
+                <w:rFonts w:cs="Times New Roman"/>
+                <w:bCs/>
+                <w:color w:val="000000" w:themeColor="text1"/>
+                <w:kern w:val="0"/>
+                <w:sz w:val="11"/>
+                <w:szCs w:val="11"/>
+                <w14:ligatures w14:val="none"/>
+              </w:rPr>
+              <w:t>:1.R and S-&gt; generate runs,2[R]+2[S]; runs to final sored files2[R]+2[S]; merge to output[R]+[S];</w:t>
+            </w:r>
+          </w:p>
+          <w:p>
+            <w:pPr>
+              <w:pBdr>
+                <w:bottom w:val="single" w:sz="6" w:space="1" w:color="auto"/>
+              </w:pBdr>
+              <w:snapToGrid w:val="0"/>
+              <w:rPr>
+                <w:rFonts w:cs="Times New Roman"/>
+                <w:color w:val="000000" w:themeColor="text1"/>
+                <w:kern w:val="0"/>
+                <w:sz w:val="10"/>
+                <w:szCs w:val="10"/>
+                <w14:ligatures w14:val="none"/>
+              </w:rPr>
+            </w:pPr>
+            <w:r>
+              <w:rPr>
+                <w:rFonts w:cs="Times New Roman"/>
+                <w:b/>
+                <w:color w:val="000000" w:themeColor="text1"/>
+                <w:kern w:val="0"/>
+                <w:sz w:val="11"/>
+                <w:szCs w:val="11"/>
+                <w14:ligatures w14:val="none"/>
+              </w:rPr>
+              <w:t>Block/</w:t>
+            </w:r>
+            <w:proofErr w:type="spellStart"/>
+            <w:r>
+              <w:rPr>
+                <w:rFonts w:cs="Times New Roman"/>
+                <w:b/>
+                <w:color w:val="000000" w:themeColor="text1"/>
+                <w:kern w:val="0"/>
+                <w:sz w:val="11"/>
+                <w:szCs w:val="11"/>
+                <w14:ligatures w14:val="none"/>
+              </w:rPr>
+              <w:t>chunkN</w:t>
+            </w:r>
+            <w:proofErr w:type="spellEnd"/>
+            <w:r>
+              <w:rPr>
+                <w:rFonts w:cs="Times New Roman"/>
+                <w:b/>
+                <w:color w:val="000000" w:themeColor="text1"/>
+                <w:kern w:val="0"/>
+                <w:sz w:val="11"/>
+                <w:szCs w:val="11"/>
+                <w14:ligatures w14:val="none"/>
+              </w:rPr>
+              <w:t xml:space="preserve"> Nested Loop Join</w:t>
+            </w:r>
+            <w:r>
+              <w:rPr>
+                <w:rFonts w:cs="Times New Roman"/>
+                <w:bCs/>
+                <w:color w:val="000000" w:themeColor="text1"/>
+                <w:kern w:val="0"/>
+                <w:sz w:val="11"/>
+                <w:szCs w:val="11"/>
+                <w14:ligatures w14:val="none"/>
+              </w:rPr>
+              <w:t>:</w:t>
+            </w:r>
+            <w:r>
+              <w:rPr>
+                <w:rFonts w:cs="Times New Roman"/>
+                <w:color w:val="000000" w:themeColor="text1"/>
+                <w:kern w:val="0"/>
+                <w:sz w:val="10"/>
+                <w:szCs w:val="10"/>
+                <w14:ligatures w14:val="none"/>
+              </w:rPr>
+              <w:t xml:space="preserve"> [R] + [R/(B - 2)] x [S]  </w:t>
+            </w:r>
+          </w:p>
+          <w:p>
+            <w:pPr>
+              <w:pBdr>
+                <w:bottom w:val="single" w:sz="6" w:space="1" w:color="auto"/>
+              </w:pBdr>
+              <w:snapToGrid w:val="0"/>
+              <w:rPr>
+                <w:rFonts w:cs="Times New Roman"/>
+                <w:color w:val="000000" w:themeColor="text1"/>
+                <w:kern w:val="0"/>
+                <w:sz w:val="10"/>
+                <w:szCs w:val="10"/>
+                <w14:ligatures w14:val="none"/>
+              </w:rPr>
+            </w:pPr>
+            <w:r>
+              <w:rPr>
+                <w:rFonts w:cs="Times New Roman"/>
+                <w:b/>
+                <w:bCs/>
+                <w:color w:val="000000" w:themeColor="text1"/>
+                <w:kern w:val="0"/>
+                <w:sz w:val="10"/>
+                <w:szCs w:val="10"/>
+                <w14:ligatures w14:val="none"/>
+              </w:rPr>
+              <w:t>Page/Simple Nested Loop Join</w:t>
+            </w:r>
+            <w:r>
+              <w:rPr>
+                <w:rFonts w:cs="Times New Roman"/>
+                <w:color w:val="000000" w:themeColor="text1"/>
+                <w:kern w:val="0"/>
+                <w:sz w:val="10"/>
+                <w:szCs w:val="10"/>
+                <w14:ligatures w14:val="none"/>
+              </w:rPr>
+              <w:t>: [R] + [R] x [S]</w:t>
+            </w:r>
+          </w:p>
+          <w:p>
+            <w:pPr>
+              <w:pBdr>
+                <w:bottom w:val="single" w:sz="6" w:space="1" w:color="auto"/>
+              </w:pBdr>
+              <w:snapToGrid w:val="0"/>
+              <w:rPr>
+                <w:rFonts w:cs="Times New Roman"/>
+                <w:bCs/>
+                <w:color w:val="000000" w:themeColor="text1"/>
+                <w:kern w:val="0"/>
+                <w:sz w:val="11"/>
+                <w:szCs w:val="11"/>
+                <w14:ligatures w14:val="none"/>
+              </w:rPr>
+            </w:pPr>
+            <w:proofErr w:type="spellStart"/>
+            <w:r>
+              <w:rPr>
+                <w:rFonts w:cs="Times New Roman"/>
+                <w:b/>
+                <w:color w:val="000000" w:themeColor="text1"/>
+                <w:kern w:val="0"/>
+                <w:sz w:val="11"/>
+                <w:szCs w:val="11"/>
+                <w14:ligatures w14:val="none"/>
+              </w:rPr>
+              <w:t>Pipeling</w:t>
+            </w:r>
+            <w:proofErr w:type="spellEnd"/>
+            <w:r>
+              <w:rPr>
+                <w:rFonts w:cs="Times New Roman"/>
+                <w:b/>
+                <w:color w:val="000000" w:themeColor="text1"/>
+                <w:kern w:val="0"/>
+                <w:sz w:val="11"/>
+                <w:szCs w:val="11"/>
+                <w14:ligatures w14:val="none"/>
+              </w:rPr>
+              <w:t xml:space="preserve"> </w:t>
+            </w:r>
+            <w:r>
+              <w:rPr>
+                <w:rFonts w:cs="Times New Roman"/>
+                <w:bCs/>
+                <w:color w:val="000000" w:themeColor="text1"/>
+                <w:kern w:val="0"/>
+                <w:sz w:val="11"/>
+                <w:szCs w:val="11"/>
+                <w14:ligatures w14:val="none"/>
+              </w:rPr>
+              <w:t xml:space="preserve">means streaming(NLJ) ; </w:t>
+            </w:r>
+            <w:r>
+              <w:rPr>
+                <w:rFonts w:cs="Times New Roman"/>
+                <w:b/>
+                <w:color w:val="000000" w:themeColor="text1"/>
+                <w:kern w:val="0"/>
+                <w:sz w:val="11"/>
+                <w:szCs w:val="11"/>
+                <w14:ligatures w14:val="none"/>
+              </w:rPr>
+              <w:t xml:space="preserve">Pipeline </w:t>
+            </w:r>
+            <w:proofErr w:type="spellStart"/>
+            <w:r>
+              <w:rPr>
+                <w:rFonts w:cs="Times New Roman"/>
+                <w:b/>
+                <w:color w:val="000000" w:themeColor="text1"/>
+                <w:kern w:val="0"/>
+                <w:sz w:val="11"/>
+                <w:szCs w:val="11"/>
+                <w14:ligatures w14:val="none"/>
+              </w:rPr>
+              <w:t>Breaker</w:t>
+            </w:r>
+            <w:r>
+              <w:rPr>
+                <w:rFonts w:cs="Times New Roman"/>
+                <w:bCs/>
+                <w:color w:val="000000" w:themeColor="text1"/>
+                <w:kern w:val="0"/>
+                <w:sz w:val="11"/>
+                <w:szCs w:val="11"/>
+                <w14:ligatures w14:val="none"/>
+              </w:rPr>
+              <w:t>:blocking</w:t>
+            </w:r>
+            <w:proofErr w:type="spellEnd"/>
+            <w:r>
+              <w:rPr>
+                <w:rFonts w:cs="Times New Roman"/>
+                <w:bCs/>
+                <w:color w:val="000000" w:themeColor="text1"/>
+                <w:kern w:val="0"/>
+                <w:sz w:val="11"/>
+                <w:szCs w:val="11"/>
+                <w14:ligatures w14:val="none"/>
+              </w:rPr>
+              <w:t xml:space="preserve">(Hash </w:t>
+            </w:r>
+            <w:proofErr w:type="spellStart"/>
+            <w:r>
+              <w:rPr>
+                <w:rFonts w:cs="Times New Roman"/>
+                <w:bCs/>
+                <w:color w:val="000000" w:themeColor="text1"/>
+                <w:kern w:val="0"/>
+                <w:sz w:val="11"/>
+                <w:szCs w:val="11"/>
+                <w14:ligatures w14:val="none"/>
+              </w:rPr>
+              <w:t>JOIN,Sort</w:t>
+            </w:r>
+            <w:proofErr w:type="spellEnd"/>
+            <w:r>
+              <w:rPr>
+                <w:rFonts w:cs="Times New Roman"/>
+                <w:bCs/>
+                <w:color w:val="000000" w:themeColor="text1"/>
+                <w:kern w:val="0"/>
+                <w:sz w:val="11"/>
+                <w:szCs w:val="11"/>
+                <w14:ligatures w14:val="none"/>
+              </w:rPr>
+              <w:t>-Merge)</w:t>
+            </w:r>
+          </w:p>
+          <w:p>
+            <w:pPr>
+              <w:pBdr>
+                <w:bottom w:val="single" w:sz="6" w:space="1" w:color="auto"/>
+              </w:pBdr>
+              <w:snapToGrid w:val="0"/>
+              <w:rPr>
+                <w:rFonts w:cs="Times New Roman"/>
+                <w:bCs/>
+                <w:color w:val="000000" w:themeColor="text1"/>
+                <w:kern w:val="0"/>
+                <w:sz w:val="11"/>
+                <w:szCs w:val="11"/>
+                <w14:ligatures w14:val="none"/>
+              </w:rPr>
+            </w:pPr>
+            <w:proofErr w:type="spellStart"/>
+            <w:r>
+              <w:rPr>
+                <w:rFonts w:cs="Times New Roman"/>
+                <w:b/>
+                <w:color w:val="000000" w:themeColor="text1"/>
+                <w:kern w:val="0"/>
+                <w:sz w:val="11"/>
+                <w:szCs w:val="11"/>
+                <w14:ligatures w14:val="none"/>
+              </w:rPr>
+              <w:t>Intertsted</w:t>
+            </w:r>
+            <w:proofErr w:type="spellEnd"/>
+            <w:r>
+              <w:rPr>
+                <w:rFonts w:cs="Times New Roman"/>
+                <w:b/>
+                <w:color w:val="000000" w:themeColor="text1"/>
+                <w:kern w:val="0"/>
+                <w:sz w:val="11"/>
+                <w:szCs w:val="11"/>
+                <w14:ligatures w14:val="none"/>
+              </w:rPr>
+              <w:t xml:space="preserve"> </w:t>
+            </w:r>
+            <w:proofErr w:type="spellStart"/>
+            <w:r>
+              <w:rPr>
+                <w:rFonts w:cs="Times New Roman"/>
+                <w:b/>
+                <w:color w:val="000000" w:themeColor="text1"/>
+                <w:kern w:val="0"/>
+                <w:sz w:val="11"/>
+                <w:szCs w:val="11"/>
+                <w14:ligatures w14:val="none"/>
+              </w:rPr>
+              <w:t>Order</w:t>
+            </w:r>
+            <w:r>
+              <w:rPr>
+                <w:rFonts w:cs="Times New Roman"/>
+                <w:bCs/>
+                <w:color w:val="000000" w:themeColor="text1"/>
+                <w:kern w:val="0"/>
+                <w:sz w:val="11"/>
+                <w:szCs w:val="11"/>
+                <w14:ligatures w14:val="none"/>
+              </w:rPr>
+              <w:t>:Order</w:t>
+            </w:r>
+            <w:proofErr w:type="spellEnd"/>
+            <w:r>
+              <w:rPr>
+                <w:rFonts w:cs="Times New Roman"/>
+                <w:bCs/>
+                <w:color w:val="000000" w:themeColor="text1"/>
+                <w:kern w:val="0"/>
+                <w:sz w:val="11"/>
+                <w:szCs w:val="11"/>
+                <w14:ligatures w14:val="none"/>
+              </w:rPr>
+              <w:t xml:space="preserve"> by</w:t>
+            </w:r>
+            <w:r>
+              <w:rPr>
+                <w:rFonts w:cs="Times New Roman"/>
+                <w:bCs/>
+                <w:color w:val="000000" w:themeColor="text1"/>
+                <w:kern w:val="0"/>
+                <w:sz w:val="11"/>
+                <w:szCs w:val="11"/>
+                <w14:ligatures w14:val="none"/>
+              </w:rPr>
+              <w:t xml:space="preserve"> /Group by / </w:t>
+            </w:r>
+            <w:r>
+              <w:rPr>
+                <w:rFonts w:cs="Times New Roman"/>
+                <w:bCs/>
+                <w:color w:val="000000" w:themeColor="text1"/>
+                <w:kern w:val="0"/>
+                <w:sz w:val="11"/>
+                <w:szCs w:val="11"/>
+                <w14:ligatures w14:val="none"/>
+              </w:rPr>
+              <w:t>DISTINCT</w:t>
+            </w:r>
+            <w:r>
+              <w:rPr>
+                <w:rFonts w:cs="Times New Roman"/>
+                <w:bCs/>
+                <w:color w:val="000000" w:themeColor="text1"/>
+                <w:kern w:val="0"/>
+                <w:sz w:val="11"/>
+                <w:szCs w:val="11"/>
+                <w14:ligatures w14:val="none"/>
+              </w:rPr>
+              <w:t xml:space="preserve"> / join</w:t>
+            </w:r>
+          </w:p>
+          <w:p>
+            <w:pPr>
+              <w:pBdr>
+                <w:bottom w:val="single" w:sz="6" w:space="1" w:color="auto"/>
+              </w:pBdr>
+              <w:snapToGrid w:val="0"/>
+              <w:rPr>
+                <w:rFonts w:cs="Times New Roman" w:hint="eastAsia"/>
+                <w:color w:val="00B050"/>
+                <w:kern w:val="0"/>
+                <w:sz w:val="10"/>
+                <w:szCs w:val="10"/>
+                <w14:ligatures w14:val="none"/>
+              </w:rPr>
+            </w:pPr>
+            <w:r>
+              <w:rPr>
+                <w:rFonts w:cs="Times New Roman"/>
+                <w:b/>
+                <w:bCs/>
+                <w:color w:val="000000" w:themeColor="text1"/>
+                <w:kern w:val="0"/>
+                <w:sz w:val="10"/>
+                <w:szCs w:val="10"/>
+                <w14:ligatures w14:val="none"/>
+              </w:rPr>
+              <w:t>Equi-width histograms</w:t>
+            </w:r>
+            <w:r>
+              <w:rPr>
+                <w:rFonts w:cs="Times New Roman"/>
+                <w:b/>
+                <w:bCs/>
+                <w:color w:val="000000" w:themeColor="text1"/>
+                <w:kern w:val="0"/>
+                <w:sz w:val="10"/>
+                <w:szCs w:val="10"/>
+                <w14:ligatures w14:val="none"/>
+              </w:rPr>
+              <w:t>:</w:t>
+            </w:r>
+            <w:r>
+              <w:rPr>
+                <w:rFonts w:cs="Times New Roman" w:hint="eastAsia"/>
+                <w:b/>
+                <w:bCs/>
+                <w:color w:val="000000" w:themeColor="text1"/>
+                <w:kern w:val="0"/>
+                <w:sz w:val="10"/>
+                <w:szCs w:val="10"/>
+                <w14:ligatures w14:val="none"/>
+              </w:rPr>
+              <w:t>均匀分布</w:t>
+            </w:r>
+          </w:p>
+        </w:tc>
+        <w:tc>
+          <w:tcPr>
+            <w:tcW w:w="5585" w:type="dxa"/>
+          </w:tcPr>
+          <w:p>
+            <w:pPr>
+              <w:snapToGrid w:val="0"/>
+              <w:rPr>
+                <w:rFonts w:cs="Times New Roman"/>
+                <w:color w:val="000000" w:themeColor="text1"/>
+                <w:kern w:val="0"/>
+                <w:sz w:val="11"/>
+                <w:szCs w:val="11"/>
+                <w14:ligatures w14:val="none"/>
+              </w:rPr>
+            </w:pPr>
+            <w:r>
+              <w:rPr>
+                <w:rFonts w:cs="Times New Roman"/>
+                <w:bCs/>
+                <w:color w:val="000000" w:themeColor="text1"/>
+                <w:kern w:val="0"/>
+                <w:sz w:val="11"/>
+                <w:szCs w:val="11"/>
+                <w14:ligatures w14:val="none"/>
+              </w:rPr>
+              <w:t>Q2.1</w:t>
+            </w:r>
+            <w:r>
+              <w:rPr>
+                <w:rFonts w:cs="Times New Roman"/>
+                <w:color w:val="000000" w:themeColor="text1"/>
+                <w:kern w:val="0"/>
+                <w:sz w:val="11"/>
+                <w:szCs w:val="11"/>
+                <w14:ligatures w14:val="none"/>
+              </w:rPr>
+              <w:t xml:space="preserve"> Grace Hash with rehashing: YES, that's Grace-Hash Join</w:t>
+            </w:r>
+          </w:p>
+          <w:p>
+            <w:pPr>
+              <w:snapToGrid w:val="0"/>
+              <w:rPr>
+                <w:rFonts w:cs="Times New Roman"/>
+                <w:color w:val="000000" w:themeColor="text1"/>
+                <w:kern w:val="0"/>
+                <w:sz w:val="11"/>
+                <w:szCs w:val="11"/>
+                <w14:ligatures w14:val="none"/>
+              </w:rPr>
+            </w:pPr>
+            <w:r>
+              <w:rPr>
+                <w:rFonts w:cs="Times New Roman"/>
+                <w:bCs/>
+                <w:color w:val="000000" w:themeColor="text1"/>
+                <w:kern w:val="0"/>
+                <w:sz w:val="11"/>
+                <w:szCs w:val="11"/>
+                <w14:ligatures w14:val="none"/>
+              </w:rPr>
+              <w:t>Q2.2</w:t>
+            </w:r>
+            <w:r>
+              <w:rPr>
+                <w:rFonts w:cs="Times New Roman"/>
+                <w:color w:val="000000" w:themeColor="text1"/>
+                <w:kern w:val="0"/>
+                <w:sz w:val="11"/>
+                <w:szCs w:val="11"/>
+                <w14:ligatures w14:val="none"/>
+              </w:rPr>
+              <w:t xml:space="preserve"> Join 40K pages + 25 pages: Naive in-memory = 425 IOs</w:t>
+            </w:r>
+          </w:p>
+          <w:p>
+            <w:pPr>
+              <w:snapToGrid w:val="0"/>
+              <w:rPr>
+                <w:rFonts w:cs="Times New Roman"/>
+                <w:color w:val="000000" w:themeColor="text1"/>
+                <w:kern w:val="0"/>
+                <w:sz w:val="11"/>
+                <w:szCs w:val="11"/>
+                <w14:ligatures w14:val="none"/>
+              </w:rPr>
+            </w:pPr>
+            <w:r>
+              <w:rPr>
+                <w:rFonts w:cs="Times New Roman"/>
+                <w:bCs/>
+                <w:color w:val="000000" w:themeColor="text1"/>
+                <w:kern w:val="0"/>
+                <w:sz w:val="11"/>
+                <w:szCs w:val="11"/>
+                <w14:ligatures w14:val="none"/>
+              </w:rPr>
+              <w:t>Q2.3</w:t>
+            </w:r>
+            <w:r>
+              <w:rPr>
+                <w:rFonts w:cs="Times New Roman"/>
+                <w:color w:val="000000" w:themeColor="text1"/>
+                <w:kern w:val="0"/>
+                <w:sz w:val="11"/>
+                <w:szCs w:val="11"/>
+                <w14:ligatures w14:val="none"/>
+              </w:rPr>
+              <w:t xml:space="preserve"> Cardinality: (a) 1.5; (b) Underestimate (correlation)</w:t>
+            </w:r>
+          </w:p>
+          <w:p>
+            <w:pPr>
+              <w:snapToGrid w:val="0"/>
+              <w:rPr>
+                <w:rFonts w:cs="Times New Roman"/>
+                <w:color w:val="000000" w:themeColor="text1"/>
+                <w:kern w:val="0"/>
+                <w:sz w:val="11"/>
+                <w:szCs w:val="11"/>
+                <w14:ligatures w14:val="none"/>
+              </w:rPr>
+            </w:pPr>
+            <w:r>
+              <w:rPr>
+                <w:rFonts w:cs="Times New Roman"/>
+                <w:bCs/>
+                <w:color w:val="000000" w:themeColor="text1"/>
+                <w:kern w:val="0"/>
+                <w:sz w:val="11"/>
+                <w:szCs w:val="11"/>
+                <w14:ligatures w14:val="none"/>
+              </w:rPr>
+              <w:t>Q2.4</w:t>
+            </w:r>
+            <w:r>
+              <w:rPr>
+                <w:rFonts w:cs="Times New Roman"/>
+                <w:color w:val="000000" w:themeColor="text1"/>
+                <w:kern w:val="0"/>
+                <w:sz w:val="11"/>
+                <w:szCs w:val="11"/>
+                <w14:ligatures w14:val="none"/>
+              </w:rPr>
+              <w:t xml:space="preserve"> Serializability: (a) Not serial; (b) Dependency graph; (c) Has cycles → NOT conflict-serializable</w:t>
+            </w:r>
+          </w:p>
+          <w:p>
+            <w:pPr>
+              <w:snapToGrid w:val="0"/>
+              <w:rPr>
+                <w:rFonts w:cs="Times New Roman"/>
+                <w:color w:val="000000" w:themeColor="text1"/>
+                <w:kern w:val="0"/>
+                <w:sz w:val="11"/>
+                <w:szCs w:val="11"/>
+                <w14:ligatures w14:val="none"/>
+              </w:rPr>
+            </w:pPr>
+            <w:r>
+              <w:rPr>
+                <w:rFonts w:cs="Times New Roman"/>
+                <w:bCs/>
+                <w:color w:val="000000" w:themeColor="text1"/>
+                <w:kern w:val="0"/>
+                <w:sz w:val="11"/>
+                <w:szCs w:val="11"/>
+                <w14:ligatures w14:val="none"/>
+              </w:rPr>
+              <w:t>Q2.5</w:t>
+            </w:r>
+            <w:r>
+              <w:rPr>
+                <w:rFonts w:cs="Times New Roman"/>
+                <w:color w:val="000000" w:themeColor="text1"/>
+                <w:kern w:val="0"/>
+                <w:sz w:val="11"/>
+                <w:szCs w:val="11"/>
+                <w14:ligatures w14:val="none"/>
+              </w:rPr>
+              <w:t xml:space="preserve"> Deadlock avoidance: Wait-Die/Wound-Wait protocols</w:t>
+            </w:r>
+          </w:p>
+          <w:p>
+            <w:pPr>
+              <w:snapToGrid w:val="0"/>
+              <w:rPr>
+                <w:rFonts w:cs="Times New Roman"/>
+                <w:color w:val="000000" w:themeColor="text1"/>
+                <w:kern w:val="0"/>
+                <w:sz w:val="11"/>
+                <w:szCs w:val="11"/>
+                <w14:ligatures w14:val="none"/>
+              </w:rPr>
+            </w:pPr>
+            <w:r>
+              <w:rPr>
+                <w:rFonts w:cs="Times New Roman"/>
+                <w:bCs/>
+                <w:color w:val="000000" w:themeColor="text1"/>
+                <w:kern w:val="0"/>
+                <w:sz w:val="11"/>
+                <w:szCs w:val="11"/>
+                <w14:ligatures w14:val="none"/>
+              </w:rPr>
+              <w:t>Q2.6</w:t>
+            </w:r>
+            <w:r>
+              <w:rPr>
+                <w:rFonts w:cs="Times New Roman"/>
+                <w:color w:val="000000" w:themeColor="text1"/>
+                <w:kern w:val="0"/>
+                <w:sz w:val="11"/>
+                <w:szCs w:val="11"/>
+                <w14:ligatures w14:val="none"/>
+              </w:rPr>
+              <w:t xml:space="preserve"> Schedule: Not conflict-serializable, not possible under 2PL</w:t>
+            </w:r>
+          </w:p>
+          <w:p>
+            <w:pPr>
+              <w:snapToGrid w:val="0"/>
+              <w:rPr>
+                <w:rFonts w:cs="Times New Roman"/>
+                <w:color w:val="000000" w:themeColor="text1"/>
+                <w:kern w:val="0"/>
+                <w:sz w:val="11"/>
+                <w:szCs w:val="11"/>
+                <w14:ligatures w14:val="none"/>
+              </w:rPr>
+            </w:pPr>
+            <w:r>
+              <w:rPr>
+                <w:rFonts w:cs="Times New Roman"/>
+                <w:bCs/>
+                <w:color w:val="000000" w:themeColor="text1"/>
+                <w:kern w:val="0"/>
+                <w:sz w:val="11"/>
+                <w:szCs w:val="11"/>
+                <w14:ligatures w14:val="none"/>
+              </w:rPr>
+              <w:t>Q2.7</w:t>
+            </w:r>
+            <w:r>
+              <w:rPr>
+                <w:rFonts w:cs="Times New Roman"/>
+                <w:color w:val="000000" w:themeColor="text1"/>
+                <w:kern w:val="0"/>
+                <w:sz w:val="11"/>
+                <w:szCs w:val="11"/>
+                <w14:ligatures w14:val="none"/>
+              </w:rPr>
+              <w:t xml:space="preserve"> Selectivity: Multiple predicate queries with formula calculations</w:t>
+            </w:r>
+          </w:p>
+          <w:p>
+            <w:pPr>
+              <w:pBdr>
+                <w:bottom w:val="single" w:sz="6" w:space="1" w:color="auto"/>
+              </w:pBdr>
+              <w:snapToGrid w:val="0"/>
+              <w:rPr>
+                <w:rFonts w:cs="Times New Roman"/>
+                <w:color w:val="000000" w:themeColor="text1"/>
+                <w:kern w:val="0"/>
+                <w:sz w:val="11"/>
+                <w:szCs w:val="11"/>
+                <w14:ligatures w14:val="none"/>
+              </w:rPr>
+            </w:pPr>
+            <w:r>
+              <w:rPr>
+                <w:rFonts w:cs="Times New Roman"/>
+                <w:bCs/>
+                <w:color w:val="000000" w:themeColor="text1"/>
+                <w:kern w:val="0"/>
+                <w:sz w:val="11"/>
+                <w:szCs w:val="11"/>
+                <w14:ligatures w14:val="none"/>
+              </w:rPr>
+              <w:t>Q2.8</w:t>
+            </w:r>
+            <w:r>
+              <w:rPr>
+                <w:rFonts w:cs="Times New Roman"/>
+                <w:color w:val="000000" w:themeColor="text1"/>
+                <w:kern w:val="0"/>
+                <w:sz w:val="11"/>
+                <w:szCs w:val="11"/>
+                <w14:ligatures w14:val="none"/>
+              </w:rPr>
+              <w:t xml:space="preserve"> PDBMS 4-way join: Replicate small tables, partition large on join key, 165 pages transfer</w:t>
+            </w:r>
+          </w:p>
+          <w:p>
+            <w:pPr>
+              <w:snapToGrid w:val="0"/>
+              <w:outlineLvl w:val="1"/>
+              <w:rPr>
+                <w:rFonts w:cs="Times New Roman"/>
+                <w:bCs/>
+                <w:color w:val="000000" w:themeColor="text1"/>
+                <w:kern w:val="0"/>
+                <w:sz w:val="11"/>
+                <w:szCs w:val="11"/>
+                <w:highlight w:val="yellow"/>
+                <w14:ligatures w14:val="none"/>
+              </w:rPr>
+            </w:pPr>
+          </w:p>
+        </w:tc>
+      </w:tr>
+    </w:tbl>
     <w:p>
       <w:pPr>
         <w:snapToGrid w:val="0"/>
@@ -1537,460 +1730,51 @@
           <w:kern w:val="0"/>
           <w:sz w:val="11"/>
           <w:szCs w:val="11"/>
-          <w:lang w:val="en-US"/>
-          <w14:ligatures w14:val="none"/>
-        </w:rPr>
-      </w:pPr>
-      <w:r>
-        <w:rPr>
-          <w:rFonts w:cs="Times New Roman"/>
-          <w:bCs/>
-          <w:color w:val="000000" w:themeColor="text1"/>
-          <w:kern w:val="0"/>
-          <w:sz w:val="11"/>
-          <w:szCs w:val="11"/>
           <w:highlight w:val="yellow"/>
           <w14:ligatures w14:val="none"/>
         </w:rPr>
-        <w:t>2023-2024</w:t>
-      </w:r>
-      <w:r>
-        <w:rPr>
-          <w:rFonts w:cs="Times New Roman"/>
-          <w:bCs/>
-          <w:color w:val="000000" w:themeColor="text1"/>
-          <w:kern w:val="0"/>
-          <w:sz w:val="11"/>
-          <w:szCs w:val="11"/>
-          <w14:ligatures w14:val="none"/>
-        </w:rPr>
-        <w:t xml:space="preserve"> </w:t>
-      </w:r>
+      </w:pPr>
     </w:p>
     <w:p>
       <w:pPr>
         <w:snapToGrid w:val="0"/>
         <w:spacing w:after="0" w:line="240" w:lineRule="auto"/>
-        <w:rPr>
-          <w:rFonts w:cs="Times New Roman"/>
-          <w:color w:val="000000" w:themeColor="text1"/>
-          <w:kern w:val="0"/>
-          <w:sz w:val="11"/>
-          <w:szCs w:val="11"/>
-          <w14:ligatures w14:val="none"/>
-        </w:rPr>
-      </w:pPr>
-      <w:r>
-        <w:rPr>
-          <w:rFonts w:cs="Times New Roman"/>
-          <w:bCs/>
-          <w:color w:val="000000" w:themeColor="text1"/>
-          <w:kern w:val="0"/>
-          <w:sz w:val="11"/>
-          <w:szCs w:val="11"/>
-          <w14:ligatures w14:val="none"/>
-        </w:rPr>
-        <w:t>Q1.1</w:t>
-      </w:r>
-      <w:r>
-        <w:rPr>
-          <w:rFonts w:cs="Times New Roman"/>
-          <w:color w:val="000000" w:themeColor="text1"/>
-          <w:kern w:val="0"/>
-          <w:sz w:val="11"/>
-          <w:szCs w:val="11"/>
-          <w14:ligatures w14:val="none"/>
-        </w:rPr>
-        <w:t xml:space="preserve"> Join algorithms: (A) PNLJ order matters if both fit in memory - FALSE; (B) Use smaller as inner if one fits - TRUE; (C) INLJ choice based on table sizes - FALSE </w:t>
-      </w:r>
-      <w:r>
-        <w:rPr>
-          <w:rFonts w:cs="Times New Roman"/>
-          <w:bCs/>
-          <w:color w:val="000000" w:themeColor="text1"/>
-          <w:kern w:val="0"/>
-          <w:sz w:val="11"/>
-          <w:szCs w:val="11"/>
-          <w14:ligatures w14:val="none"/>
-        </w:rPr>
-        <w:t>Q1.2</w:t>
-      </w:r>
-      <w:r>
-        <w:rPr>
-          <w:rFonts w:cs="Times New Roman"/>
-          <w:color w:val="000000" w:themeColor="text1"/>
-          <w:kern w:val="0"/>
-          <w:sz w:val="11"/>
-          <w:szCs w:val="11"/>
-          <w14:ligatures w14:val="none"/>
-        </w:rPr>
-        <w:t xml:space="preserve"> System R: (A) Never cartesian products - FALSE; (B) Only right-deep - FALSE; (C) Keeps interesting orders - TRUE </w:t>
-      </w:r>
-      <w:r>
-        <w:rPr>
-          <w:rFonts w:cs="Times New Roman"/>
-          <w:bCs/>
-          <w:color w:val="000000" w:themeColor="text1"/>
-          <w:kern w:val="0"/>
-          <w:sz w:val="11"/>
-          <w:szCs w:val="11"/>
-          <w14:ligatures w14:val="none"/>
-        </w:rPr>
-        <w:t>Q1.3</w:t>
-      </w:r>
-      <w:r>
-        <w:rPr>
-          <w:rFonts w:cs="Times New Roman"/>
-          <w:color w:val="000000" w:themeColor="text1"/>
-          <w:kern w:val="0"/>
-          <w:sz w:val="11"/>
-          <w:szCs w:val="11"/>
-          <w14:ligatures w14:val="none"/>
-        </w:rPr>
-        <w:t xml:space="preserve"> Left-deep plans: (A) Same output - TRUE; (B) Different access method - TRUE; (C) Different join method - TRUE </w:t>
-      </w:r>
-      <w:r>
-        <w:rPr>
-          <w:rFonts w:cs="Times New Roman"/>
-          <w:bCs/>
-          <w:color w:val="000000" w:themeColor="text1"/>
-          <w:kern w:val="0"/>
-          <w:sz w:val="11"/>
-          <w:szCs w:val="11"/>
-          <w14:ligatures w14:val="none"/>
-        </w:rPr>
-        <w:t>Q1.4</w:t>
-      </w:r>
-      <w:r>
-        <w:rPr>
-          <w:rFonts w:cs="Times New Roman"/>
-          <w:color w:val="000000" w:themeColor="text1"/>
-          <w:kern w:val="0"/>
-          <w:sz w:val="11"/>
-          <w:szCs w:val="11"/>
-          <w14:ligatures w14:val="none"/>
-        </w:rPr>
-        <w:t xml:space="preserve"> NOT good optimization: (B) Push projection below right inner CNLJ </w:t>
-      </w:r>
-      <w:r>
-        <w:rPr>
-          <w:rFonts w:cs="Times New Roman"/>
-          <w:bCs/>
-          <w:color w:val="000000" w:themeColor="text1"/>
-          <w:kern w:val="0"/>
-          <w:sz w:val="11"/>
-          <w:szCs w:val="11"/>
-          <w14:ligatures w14:val="none"/>
-        </w:rPr>
-        <w:t>Q1.5</w:t>
-      </w:r>
-      <w:r>
-        <w:rPr>
-          <w:rFonts w:cs="Times New Roman"/>
-          <w:color w:val="000000" w:themeColor="text1"/>
-          <w:kern w:val="0"/>
-          <w:sz w:val="11"/>
-          <w:szCs w:val="11"/>
-          <w14:ligatures w14:val="none"/>
-        </w:rPr>
-        <w:t xml:space="preserve"> Pipeline breaker: (B) Sort Merge Join; (C) Grace Hash Join </w:t>
-      </w:r>
-      <w:r>
-        <w:rPr>
-          <w:rFonts w:cs="Times New Roman"/>
-          <w:bCs/>
-          <w:color w:val="000000" w:themeColor="text1"/>
-          <w:kern w:val="0"/>
-          <w:sz w:val="11"/>
-          <w:szCs w:val="11"/>
-          <w14:ligatures w14:val="none"/>
-        </w:rPr>
-        <w:t>Q1.6</w:t>
-      </w:r>
-      <w:r>
-        <w:rPr>
-          <w:rFonts w:cs="Times New Roman"/>
-          <w:color w:val="000000" w:themeColor="text1"/>
-          <w:kern w:val="0"/>
-          <w:sz w:val="11"/>
-          <w:szCs w:val="11"/>
-          <w14:ligatures w14:val="none"/>
-        </w:rPr>
-        <w:t xml:space="preserve"> Selectivity: (A) Independence; (B) Uniform distribution in histograms </w:t>
-      </w:r>
-      <w:r>
-        <w:rPr>
-          <w:rFonts w:cs="Times New Roman"/>
-          <w:bCs/>
-          <w:color w:val="000000" w:themeColor="text1"/>
-          <w:kern w:val="0"/>
-          <w:sz w:val="11"/>
-          <w:szCs w:val="11"/>
-          <w14:ligatures w14:val="none"/>
-        </w:rPr>
-        <w:t>Q1.7</w:t>
-      </w:r>
-      <w:r>
-        <w:rPr>
-          <w:rFonts w:cs="Times New Roman"/>
-          <w:color w:val="000000" w:themeColor="text1"/>
-          <w:kern w:val="0"/>
-          <w:sz w:val="11"/>
-          <w:szCs w:val="11"/>
-          <w14:ligatures w14:val="none"/>
-        </w:rPr>
-        <w:t xml:space="preserve"> Transactions: (A) Serial </w:t>
-      </w:r>
-      <w:r>
-        <w:rPr>
-          <w:rFonts w:ascii="Cambria Math" w:hAnsi="Cambria Math" w:cs="Cambria Math"/>
-          <w:color w:val="000000" w:themeColor="text1"/>
-          <w:kern w:val="0"/>
-          <w:sz w:val="11"/>
-          <w:szCs w:val="11"/>
-          <w14:ligatures w14:val="none"/>
-        </w:rPr>
-        <w:t>⇒</w:t>
-      </w:r>
-      <w:r>
-        <w:rPr>
-          <w:rFonts w:cs="Times New Roman"/>
-          <w:color w:val="000000" w:themeColor="text1"/>
-          <w:kern w:val="0"/>
-          <w:sz w:val="11"/>
-          <w:szCs w:val="11"/>
-          <w14:ligatures w14:val="none"/>
-        </w:rPr>
-        <w:t xml:space="preserve"> serializable - TRUE; (B) Interleaving faster - FALSE; (C) Conflict-serializable </w:t>
-      </w:r>
-      <w:r>
-        <w:rPr>
-          <w:rFonts w:ascii="Cambria Math" w:hAnsi="Cambria Math" w:cs="Cambria Math"/>
-          <w:color w:val="000000" w:themeColor="text1"/>
-          <w:kern w:val="0"/>
-          <w:sz w:val="11"/>
-          <w:szCs w:val="11"/>
-          <w14:ligatures w14:val="none"/>
-        </w:rPr>
-        <w:t>⇒</w:t>
-      </w:r>
-      <w:r>
-        <w:rPr>
-          <w:rFonts w:cs="Times New Roman"/>
-          <w:color w:val="000000" w:themeColor="text1"/>
-          <w:kern w:val="0"/>
-          <w:sz w:val="11"/>
-          <w:szCs w:val="11"/>
-          <w14:ligatures w14:val="none"/>
-        </w:rPr>
-        <w:t xml:space="preserve"> recoverable - FALSE </w:t>
-      </w:r>
-      <w:r>
-        <w:rPr>
-          <w:rFonts w:cs="Times New Roman"/>
-          <w:bCs/>
-          <w:color w:val="000000" w:themeColor="text1"/>
-          <w:kern w:val="0"/>
-          <w:sz w:val="11"/>
-          <w:szCs w:val="11"/>
-          <w14:ligatures w14:val="none"/>
-        </w:rPr>
-        <w:t>Q1.8</w:t>
-      </w:r>
-      <w:r>
-        <w:rPr>
-          <w:rFonts w:cs="Times New Roman"/>
-          <w:color w:val="000000" w:themeColor="text1"/>
-          <w:kern w:val="0"/>
-          <w:sz w:val="11"/>
-          <w:szCs w:val="11"/>
-          <w14:ligatures w14:val="none"/>
-        </w:rPr>
-        <w:t xml:space="preserve"> 2PL/Strict2PL: All TRUE </w:t>
-      </w:r>
-      <w:r>
-        <w:rPr>
-          <w:rFonts w:cs="Times New Roman"/>
-          <w:bCs/>
-          <w:color w:val="000000" w:themeColor="text1"/>
-          <w:kern w:val="0"/>
-          <w:sz w:val="11"/>
-          <w:szCs w:val="11"/>
-          <w14:ligatures w14:val="none"/>
-        </w:rPr>
-        <w:t>Q1.9</w:t>
-      </w:r>
-      <w:r>
-        <w:rPr>
-          <w:rFonts w:cs="Times New Roman"/>
-          <w:color w:val="000000" w:themeColor="text1"/>
-          <w:kern w:val="0"/>
-          <w:sz w:val="11"/>
-          <w:szCs w:val="11"/>
-          <w14:ligatures w14:val="none"/>
-        </w:rPr>
-        <w:t xml:space="preserve"> 2PL properties: (A) Some conflict-serializable missed - TRUE; (B) Acyclic graph iff conflict-serializable - TRUE; (C) Both enforce conflict serializability - TRUE </w:t>
-      </w:r>
-      <w:r>
-        <w:rPr>
-          <w:rFonts w:cs="Times New Roman"/>
-          <w:bCs/>
-          <w:color w:val="000000" w:themeColor="text1"/>
-          <w:kern w:val="0"/>
-          <w:sz w:val="11"/>
-          <w:szCs w:val="11"/>
-          <w14:ligatures w14:val="none"/>
-        </w:rPr>
-        <w:t>Q1.10</w:t>
-      </w:r>
-      <w:r>
-        <w:rPr>
-          <w:rFonts w:cs="Times New Roman"/>
-          <w:color w:val="000000" w:themeColor="text1"/>
-          <w:kern w:val="0"/>
-          <w:sz w:val="11"/>
-          <w:szCs w:val="11"/>
-          <w14:ligatures w14:val="none"/>
-        </w:rPr>
-        <w:t xml:space="preserve"> PDBMS: (A) Round-robin lookup higher cost - TRUE; (B) Range better than hash - FALSE; (C) Symmetric shuffle fewer IOs - FALSE </w:t>
-      </w:r>
-      <w:r>
-        <w:rPr>
-          <w:rFonts w:cs="Times New Roman"/>
-          <w:bCs/>
-          <w:color w:val="000000" w:themeColor="text1"/>
-          <w:kern w:val="0"/>
-          <w:sz w:val="11"/>
-          <w:szCs w:val="11"/>
-          <w14:ligatures w14:val="none"/>
-        </w:rPr>
-        <w:t>Q1.11</w:t>
-      </w:r>
-      <w:r>
-        <w:rPr>
-          <w:rFonts w:cs="Times New Roman"/>
-          <w:color w:val="000000" w:themeColor="text1"/>
-          <w:kern w:val="0"/>
-          <w:sz w:val="11"/>
-          <w:szCs w:val="11"/>
-          <w14:ligatures w14:val="none"/>
-        </w:rPr>
-        <w:t xml:space="preserve"> Hash partition scan: Constant (bottleneck at popular value machine) </w:t>
-      </w:r>
-      <w:r>
-        <w:rPr>
-          <w:rFonts w:cs="Times New Roman"/>
-          <w:bCs/>
-          <w:color w:val="000000" w:themeColor="text1"/>
-          <w:kern w:val="0"/>
-          <w:sz w:val="11"/>
-          <w:szCs w:val="11"/>
-          <w14:ligatures w14:val="none"/>
-        </w:rPr>
-        <w:t>Q1.12</w:t>
-      </w:r>
-      <w:r>
-        <w:rPr>
-          <w:rFonts w:cs="Times New Roman"/>
-          <w:color w:val="000000" w:themeColor="text1"/>
-          <w:kern w:val="0"/>
-          <w:sz w:val="11"/>
-          <w:szCs w:val="11"/>
-          <w14:ligatures w14:val="none"/>
-        </w:rPr>
-        <w:t xml:space="preserve"> PDBMS partitioning: (A) Round-robin broadcast - TRUE; (B) Range only balanced - FALSE; (C) Round-robin balanced - TRUE </w:t>
-      </w:r>
-      <w:r>
-        <w:rPr>
-          <w:rFonts w:cs="Times New Roman"/>
-          <w:bCs/>
-          <w:color w:val="000000" w:themeColor="text1"/>
-          <w:kern w:val="0"/>
-          <w:sz w:val="11"/>
-          <w:szCs w:val="11"/>
-          <w14:ligatures w14:val="none"/>
-        </w:rPr>
-        <w:t>Q1.13</w:t>
-      </w:r>
-      <w:r>
-        <w:rPr>
-          <w:rFonts w:cs="Times New Roman"/>
-          <w:color w:val="000000" w:themeColor="text1"/>
-          <w:kern w:val="0"/>
-          <w:sz w:val="11"/>
-          <w:szCs w:val="11"/>
-          <w14:ligatures w14:val="none"/>
-        </w:rPr>
-        <w:t xml:space="preserve"> PDBMS evaluation: (A) Pipeline scales to depth - FALSE; (B) Partition scales with data - TRUE; (C) Pipeline scales to depth - TRUE </w:t>
-      </w:r>
-      <w:r>
-        <w:rPr>
-          <w:rFonts w:cs="Times New Roman"/>
-          <w:bCs/>
-          <w:color w:val="000000" w:themeColor="text1"/>
-          <w:kern w:val="0"/>
-          <w:sz w:val="11"/>
-          <w:szCs w:val="11"/>
-          <w14:ligatures w14:val="none"/>
-        </w:rPr>
-        <w:t>Q1.14</w:t>
-      </w:r>
-      <w:r>
-        <w:rPr>
-          <w:rFonts w:cs="Times New Roman"/>
-          <w:color w:val="000000" w:themeColor="text1"/>
-          <w:kern w:val="0"/>
-          <w:sz w:val="11"/>
-          <w:szCs w:val="11"/>
-          <w14:ligatures w14:val="none"/>
-        </w:rPr>
-        <w:t xml:space="preserve"> Grace Hash Join: (A) No extra disk IO for repartition - TRUE; (B) Data skew problem regardless - FALSE; (C) Different agg locally/globally - FALSE </w:t>
-      </w:r>
-      <w:r>
-        <w:rPr>
-          <w:rFonts w:cs="Times New Roman"/>
-          <w:bCs/>
-          <w:color w:val="000000" w:themeColor="text1"/>
-          <w:kern w:val="0"/>
-          <w:sz w:val="11"/>
-          <w:szCs w:val="11"/>
-          <w14:ligatures w14:val="none"/>
-        </w:rPr>
-        <w:t>Q1.15</w:t>
-      </w:r>
-      <w:r>
-        <w:rPr>
-          <w:rFonts w:cs="Times New Roman"/>
-          <w:color w:val="000000" w:themeColor="text1"/>
-          <w:kern w:val="0"/>
-          <w:sz w:val="11"/>
-          <w:szCs w:val="11"/>
-          <w14:ligatures w14:val="none"/>
-        </w:rPr>
-        <w:t xml:space="preserve"> NoSQL replication: (B) Recover from failures - TRUE; (C) Workload scalability - TRUE </w:t>
-      </w:r>
-      <w:r>
-        <w:rPr>
-          <w:rFonts w:cs="Times New Roman"/>
-          <w:bCs/>
-          <w:color w:val="000000" w:themeColor="text1"/>
-          <w:kern w:val="0"/>
-          <w:sz w:val="11"/>
-          <w:szCs w:val="11"/>
-          <w14:ligatures w14:val="none"/>
-        </w:rPr>
-        <w:t>Q1.16</w:t>
-      </w:r>
-      <w:r>
-        <w:rPr>
-          <w:rFonts w:cs="Times New Roman"/>
-          <w:color w:val="000000" w:themeColor="text1"/>
-          <w:kern w:val="0"/>
-          <w:sz w:val="11"/>
-          <w:szCs w:val="11"/>
-          <w14:ligatures w14:val="none"/>
-        </w:rPr>
-        <w:t xml:space="preserve"> NoSQL: (A) High simple read-write - FALSE</w:t>
+        <w:outlineLvl w:val="1"/>
+        <w:rPr>
+          <w:rFonts w:cs="Times New Roman"/>
+          <w:bCs/>
+          <w:color w:val="000000" w:themeColor="text1"/>
+          <w:kern w:val="0"/>
+          <w:sz w:val="11"/>
+          <w:szCs w:val="11"/>
+          <w:lang w:val="en-US"/>
+          <w14:ligatures w14:val="none"/>
+        </w:rPr>
+      </w:pPr>
+      <w:r>
+        <w:rPr>
+          <w:rFonts w:cs="Times New Roman"/>
+          <w:bCs/>
+          <w:color w:val="000000" w:themeColor="text1"/>
+          <w:kern w:val="0"/>
+          <w:sz w:val="11"/>
+          <w:szCs w:val="11"/>
+          <w:highlight w:val="yellow"/>
+          <w14:ligatures w14:val="none"/>
+        </w:rPr>
+        <w:t>2023-2024</w:t>
+      </w:r>
+      <w:r>
+        <w:rPr>
+          <w:rFonts w:cs="Times New Roman"/>
+          <w:bCs/>
+          <w:color w:val="000000" w:themeColor="text1"/>
+          <w:kern w:val="0"/>
+          <w:sz w:val="11"/>
+          <w:szCs w:val="11"/>
+          <w14:ligatures w14:val="none"/>
+        </w:rPr>
+        <w:t xml:space="preserve"> </w:t>
       </w:r>
     </w:p>
     <w:p>
@@ -2016,18 +1800,455 @@
           <w:szCs w:val="11"/>
           <w14:ligatures w14:val="none"/>
         </w:rPr>
-        <w:t>Q2.1</w:t>
-      </w:r>
-      <w:r>
-        <w:rPr>
-          <w:rFonts w:cs="Times New Roman"/>
-          <w:color w:val="000000" w:themeColor="text1"/>
-          <w:kern w:val="0"/>
-          <w:sz w:val="11"/>
-          <w:szCs w:val="11"/>
-          <w14:ligatures w14:val="none"/>
-        </w:rPr>
-        <w:t xml:space="preserve"> CNLJ: (a) 2,500×2,500 + 2,500 = 6,250,500 IOs; (b) 1,500 + 1,500×(750-2)=1,123,500 IOs; (c) 600 + 600×(750-2)=449,400 IOs</w:t>
+        <w:t>Q1.1</w:t>
+      </w:r>
+      <w:r>
+        <w:rPr>
+          <w:rFonts w:cs="Times New Roman"/>
+          <w:color w:val="000000" w:themeColor="text1"/>
+          <w:kern w:val="0"/>
+          <w:sz w:val="11"/>
+          <w:szCs w:val="11"/>
+          <w14:ligatures w14:val="none"/>
+        </w:rPr>
+        <w:t xml:space="preserve"> Join algorithms: (A) PNLJ order matters if both fit in memory - FALSE; (B) Use smaller as inner if one fits - TRUE; (C) INLJ choice based on table sizes - FALSE </w:t>
+      </w:r>
+      <w:r>
+        <w:rPr>
+          <w:rFonts w:cs="Times New Roman"/>
+          <w:bCs/>
+          <w:color w:val="000000" w:themeColor="text1"/>
+          <w:kern w:val="0"/>
+          <w:sz w:val="11"/>
+          <w:szCs w:val="11"/>
+          <w14:ligatures w14:val="none"/>
+        </w:rPr>
+        <w:t>Q1.2</w:t>
+      </w:r>
+      <w:r>
+        <w:rPr>
+          <w:rFonts w:cs="Times New Roman"/>
+          <w:color w:val="000000" w:themeColor="text1"/>
+          <w:kern w:val="0"/>
+          <w:sz w:val="11"/>
+          <w:szCs w:val="11"/>
+          <w14:ligatures w14:val="none"/>
+        </w:rPr>
+        <w:t xml:space="preserve"> System R: (A) Never cartesian products - FALSE; (B) Only right-deep - FALSE; (C) Keeps interesting orders - TRUE </w:t>
+      </w:r>
+      <w:r>
+        <w:rPr>
+          <w:rFonts w:cs="Times New Roman"/>
+          <w:bCs/>
+          <w:color w:val="000000" w:themeColor="text1"/>
+          <w:kern w:val="0"/>
+          <w:sz w:val="11"/>
+          <w:szCs w:val="11"/>
+          <w14:ligatures w14:val="none"/>
+        </w:rPr>
+        <w:t>Q1.3</w:t>
+      </w:r>
+      <w:r>
+        <w:rPr>
+          <w:rFonts w:cs="Times New Roman"/>
+          <w:color w:val="000000" w:themeColor="text1"/>
+          <w:kern w:val="0"/>
+          <w:sz w:val="11"/>
+          <w:szCs w:val="11"/>
+          <w14:ligatures w14:val="none"/>
+        </w:rPr>
+        <w:t xml:space="preserve"> Left-deep plans: (A) Same output - TRUE; (B) Different access method - TRUE; (C) Different join method - TRUE </w:t>
+      </w:r>
+      <w:r>
+        <w:rPr>
+          <w:rFonts w:cs="Times New Roman"/>
+          <w:bCs/>
+          <w:color w:val="000000" w:themeColor="text1"/>
+          <w:kern w:val="0"/>
+          <w:sz w:val="11"/>
+          <w:szCs w:val="11"/>
+          <w14:ligatures w14:val="none"/>
+        </w:rPr>
+        <w:t>Q1.4</w:t>
+      </w:r>
+      <w:r>
+        <w:rPr>
+          <w:rFonts w:cs="Times New Roman"/>
+          <w:color w:val="000000" w:themeColor="text1"/>
+          <w:kern w:val="0"/>
+          <w:sz w:val="11"/>
+          <w:szCs w:val="11"/>
+          <w14:ligatures w14:val="none"/>
+        </w:rPr>
+        <w:t xml:space="preserve"> NOT good optimization: (B) Push projection below right inner CNLJ </w:t>
+      </w:r>
+      <w:r>
+        <w:rPr>
+          <w:rFonts w:cs="Times New Roman"/>
+          <w:bCs/>
+          <w:color w:val="000000" w:themeColor="text1"/>
+          <w:kern w:val="0"/>
+          <w:sz w:val="11"/>
+          <w:szCs w:val="11"/>
+          <w14:ligatures w14:val="none"/>
+        </w:rPr>
+        <w:t>Q1.5</w:t>
+      </w:r>
+      <w:r>
+        <w:rPr>
+          <w:rFonts w:cs="Times New Roman"/>
+          <w:color w:val="000000" w:themeColor="text1"/>
+          <w:kern w:val="0"/>
+          <w:sz w:val="11"/>
+          <w:szCs w:val="11"/>
+          <w14:ligatures w14:val="none"/>
+        </w:rPr>
+        <w:t xml:space="preserve"> Pipeline breaker: (B) Sort Merge Join; (C) Grace Hash Join </w:t>
+      </w:r>
+      <w:r>
+        <w:rPr>
+          <w:rFonts w:cs="Times New Roman"/>
+          <w:bCs/>
+          <w:color w:val="000000" w:themeColor="text1"/>
+          <w:kern w:val="0"/>
+          <w:sz w:val="11"/>
+          <w:szCs w:val="11"/>
+          <w14:ligatures w14:val="none"/>
+        </w:rPr>
+        <w:t>Q1.6</w:t>
+      </w:r>
+      <w:r>
+        <w:rPr>
+          <w:rFonts w:cs="Times New Roman"/>
+          <w:color w:val="000000" w:themeColor="text1"/>
+          <w:kern w:val="0"/>
+          <w:sz w:val="11"/>
+          <w:szCs w:val="11"/>
+          <w14:ligatures w14:val="none"/>
+        </w:rPr>
+        <w:t xml:space="preserve"> Selectivity: (A) Independence; (B) Uniform distribution in histograms </w:t>
+      </w:r>
+      <w:r>
+        <w:rPr>
+          <w:rFonts w:cs="Times New Roman"/>
+          <w:bCs/>
+          <w:color w:val="000000" w:themeColor="text1"/>
+          <w:kern w:val="0"/>
+          <w:sz w:val="11"/>
+          <w:szCs w:val="11"/>
+          <w14:ligatures w14:val="none"/>
+        </w:rPr>
+        <w:t>Q1.7</w:t>
+      </w:r>
+      <w:r>
+        <w:rPr>
+          <w:rFonts w:cs="Times New Roman"/>
+          <w:color w:val="000000" w:themeColor="text1"/>
+          <w:kern w:val="0"/>
+          <w:sz w:val="11"/>
+          <w:szCs w:val="11"/>
+          <w14:ligatures w14:val="none"/>
+        </w:rPr>
+        <w:t xml:space="preserve"> Transactions: (A) Serial </w:t>
+      </w:r>
+      <w:r>
+        <w:rPr>
+          <w:rFonts w:ascii="Cambria Math" w:hAnsi="Cambria Math" w:cs="Cambria Math"/>
+          <w:color w:val="000000" w:themeColor="text1"/>
+          <w:kern w:val="0"/>
+          <w:sz w:val="11"/>
+          <w:szCs w:val="11"/>
+          <w14:ligatures w14:val="none"/>
+        </w:rPr>
+        <w:t>⇒</w:t>
+      </w:r>
+      <w:r>
+        <w:rPr>
+          <w:rFonts w:cs="Times New Roman"/>
+          <w:color w:val="000000" w:themeColor="text1"/>
+          <w:kern w:val="0"/>
+          <w:sz w:val="11"/>
+          <w:szCs w:val="11"/>
+          <w14:ligatures w14:val="none"/>
+        </w:rPr>
+        <w:t xml:space="preserve"> serializable - TRUE; (B) Interleaving faster - FALSE; (C) Conflict-serializable </w:t>
+      </w:r>
+      <w:r>
+        <w:rPr>
+          <w:rFonts w:ascii="Cambria Math" w:hAnsi="Cambria Math" w:cs="Cambria Math"/>
+          <w:color w:val="000000" w:themeColor="text1"/>
+          <w:kern w:val="0"/>
+          <w:sz w:val="11"/>
+          <w:szCs w:val="11"/>
+          <w14:ligatures w14:val="none"/>
+        </w:rPr>
+        <w:t>⇒</w:t>
+      </w:r>
+      <w:r>
+        <w:rPr>
+          <w:rFonts w:cs="Times New Roman"/>
+          <w:color w:val="000000" w:themeColor="text1"/>
+          <w:kern w:val="0"/>
+          <w:sz w:val="11"/>
+          <w:szCs w:val="11"/>
+          <w14:ligatures w14:val="none"/>
+        </w:rPr>
+        <w:t xml:space="preserve"> recoverable - FALSE </w:t>
+      </w:r>
+      <w:r>
+        <w:rPr>
+          <w:rFonts w:cs="Times New Roman"/>
+          <w:bCs/>
+          <w:color w:val="000000" w:themeColor="text1"/>
+          <w:kern w:val="0"/>
+          <w:sz w:val="11"/>
+          <w:szCs w:val="11"/>
+          <w14:ligatures w14:val="none"/>
+        </w:rPr>
+        <w:t>Q1.8</w:t>
+      </w:r>
+      <w:r>
+        <w:rPr>
+          <w:rFonts w:cs="Times New Roman"/>
+          <w:color w:val="000000" w:themeColor="text1"/>
+          <w:kern w:val="0"/>
+          <w:sz w:val="11"/>
+          <w:szCs w:val="11"/>
+          <w14:ligatures w14:val="none"/>
+        </w:rPr>
+        <w:t xml:space="preserve"> 2PL/Strict2PL: All TRUE </w:t>
+      </w:r>
+      <w:r>
+        <w:rPr>
+          <w:rFonts w:cs="Times New Roman"/>
+          <w:bCs/>
+          <w:color w:val="000000" w:themeColor="text1"/>
+          <w:kern w:val="0"/>
+          <w:sz w:val="11"/>
+          <w:szCs w:val="11"/>
+          <w14:ligatures w14:val="none"/>
+        </w:rPr>
+        <w:t>Q1.9</w:t>
+      </w:r>
+      <w:r>
+        <w:rPr>
+          <w:rFonts w:cs="Times New Roman"/>
+          <w:color w:val="000000" w:themeColor="text1"/>
+          <w:kern w:val="0"/>
+          <w:sz w:val="11"/>
+          <w:szCs w:val="11"/>
+          <w14:ligatures w14:val="none"/>
+        </w:rPr>
+        <w:t xml:space="preserve"> 2PL properties: (A) Some conflict-serializable missed - TRUE; (B) Acyclic graph </w:t>
+      </w:r>
+      <w:proofErr w:type="spellStart"/>
+      <w:r>
+        <w:rPr>
+          <w:rFonts w:cs="Times New Roman"/>
+          <w:color w:val="000000" w:themeColor="text1"/>
+          <w:kern w:val="0"/>
+          <w:sz w:val="11"/>
+          <w:szCs w:val="11"/>
+          <w14:ligatures w14:val="none"/>
+        </w:rPr>
+        <w:t>iff</w:t>
+      </w:r>
+      <w:proofErr w:type="spellEnd"/>
+      <w:r>
+        <w:rPr>
+          <w:rFonts w:cs="Times New Roman"/>
+          <w:color w:val="000000" w:themeColor="text1"/>
+          <w:kern w:val="0"/>
+          <w:sz w:val="11"/>
+          <w:szCs w:val="11"/>
+          <w14:ligatures w14:val="none"/>
+        </w:rPr>
+        <w:t xml:space="preserve"> conflict-serializable - TRUE; (C) Both enforce conflict serializability - TRUE </w:t>
+      </w:r>
+      <w:r>
+        <w:rPr>
+          <w:rFonts w:cs="Times New Roman"/>
+          <w:bCs/>
+          <w:color w:val="000000" w:themeColor="text1"/>
+          <w:kern w:val="0"/>
+          <w:sz w:val="11"/>
+          <w:szCs w:val="11"/>
+          <w14:ligatures w14:val="none"/>
+        </w:rPr>
+        <w:t>Q1.10</w:t>
+      </w:r>
+      <w:r>
+        <w:rPr>
+          <w:rFonts w:cs="Times New Roman"/>
+          <w:color w:val="000000" w:themeColor="text1"/>
+          <w:kern w:val="0"/>
+          <w:sz w:val="11"/>
+          <w:szCs w:val="11"/>
+          <w14:ligatures w14:val="none"/>
+        </w:rPr>
+        <w:t xml:space="preserve"> PDBMS: (A) Round-robin lookup higher cost - TRUE; (B) Range better than hash - FALSE; (C) Symmetric shuffle fewer IOs - FALSE </w:t>
+      </w:r>
+      <w:r>
+        <w:rPr>
+          <w:rFonts w:cs="Times New Roman"/>
+          <w:bCs/>
+          <w:color w:val="000000" w:themeColor="text1"/>
+          <w:kern w:val="0"/>
+          <w:sz w:val="11"/>
+          <w:szCs w:val="11"/>
+          <w14:ligatures w14:val="none"/>
+        </w:rPr>
+        <w:t>Q1.11</w:t>
+      </w:r>
+      <w:r>
+        <w:rPr>
+          <w:rFonts w:cs="Times New Roman"/>
+          <w:color w:val="000000" w:themeColor="text1"/>
+          <w:kern w:val="0"/>
+          <w:sz w:val="11"/>
+          <w:szCs w:val="11"/>
+          <w14:ligatures w14:val="none"/>
+        </w:rPr>
+        <w:t xml:space="preserve"> Hash partition scan: Constant (bottleneck at popular value machine) </w:t>
+      </w:r>
+      <w:r>
+        <w:rPr>
+          <w:rFonts w:cs="Times New Roman"/>
+          <w:bCs/>
+          <w:color w:val="000000" w:themeColor="text1"/>
+          <w:kern w:val="0"/>
+          <w:sz w:val="11"/>
+          <w:szCs w:val="11"/>
+          <w14:ligatures w14:val="none"/>
+        </w:rPr>
+        <w:t>Q1.12</w:t>
+      </w:r>
+      <w:r>
+        <w:rPr>
+          <w:rFonts w:cs="Times New Roman"/>
+          <w:color w:val="000000" w:themeColor="text1"/>
+          <w:kern w:val="0"/>
+          <w:sz w:val="11"/>
+          <w:szCs w:val="11"/>
+          <w14:ligatures w14:val="none"/>
+        </w:rPr>
+        <w:t xml:space="preserve"> PDBMS partitioning: (A) Round-robin broadcast - TRUE; (B) Range only balanced - FALSE; (C) Round-robin balanced - TRUE </w:t>
+      </w:r>
+      <w:r>
+        <w:rPr>
+          <w:rFonts w:cs="Times New Roman"/>
+          <w:bCs/>
+          <w:color w:val="000000" w:themeColor="text1"/>
+          <w:kern w:val="0"/>
+          <w:sz w:val="11"/>
+          <w:szCs w:val="11"/>
+          <w14:ligatures w14:val="none"/>
+        </w:rPr>
+        <w:t>Q1.13</w:t>
+      </w:r>
+      <w:r>
+        <w:rPr>
+          <w:rFonts w:cs="Times New Roman"/>
+          <w:color w:val="000000" w:themeColor="text1"/>
+          <w:kern w:val="0"/>
+          <w:sz w:val="11"/>
+          <w:szCs w:val="11"/>
+          <w14:ligatures w14:val="none"/>
+        </w:rPr>
+        <w:t xml:space="preserve"> PDBMS evaluation: (A) Pipeline scales to depth - FALSE; (B) Partition scales with data - TRUE; (C) Pipeline scales to depth - TRUE </w:t>
+      </w:r>
+      <w:r>
+        <w:rPr>
+          <w:rFonts w:cs="Times New Roman"/>
+          <w:bCs/>
+          <w:color w:val="000000" w:themeColor="text1"/>
+          <w:kern w:val="0"/>
+          <w:sz w:val="11"/>
+          <w:szCs w:val="11"/>
+          <w14:ligatures w14:val="none"/>
+        </w:rPr>
+        <w:t>Q1.14</w:t>
+      </w:r>
+      <w:r>
+        <w:rPr>
+          <w:rFonts w:cs="Times New Roman"/>
+          <w:color w:val="000000" w:themeColor="text1"/>
+          <w:kern w:val="0"/>
+          <w:sz w:val="11"/>
+          <w:szCs w:val="11"/>
+          <w14:ligatures w14:val="none"/>
+        </w:rPr>
+        <w:t xml:space="preserve"> Grace Hash Join: (A) No extra disk IO for repartition - TRUE; (B) Data skew problem regardless - FALSE; (C) Different </w:t>
+      </w:r>
+      <w:proofErr w:type="spellStart"/>
+      <w:r>
+        <w:rPr>
+          <w:rFonts w:cs="Times New Roman"/>
+          <w:color w:val="000000" w:themeColor="text1"/>
+          <w:kern w:val="0"/>
+          <w:sz w:val="11"/>
+          <w:szCs w:val="11"/>
+          <w14:ligatures w14:val="none"/>
+        </w:rPr>
+        <w:t>agg</w:t>
+      </w:r>
+      <w:proofErr w:type="spellEnd"/>
+      <w:r>
+        <w:rPr>
+          <w:rFonts w:cs="Times New Roman"/>
+          <w:color w:val="000000" w:themeColor="text1"/>
+          <w:kern w:val="0"/>
+          <w:sz w:val="11"/>
+          <w:szCs w:val="11"/>
+          <w14:ligatures w14:val="none"/>
+        </w:rPr>
+        <w:t xml:space="preserve"> locally/globally - FALSE </w:t>
+      </w:r>
+      <w:r>
+        <w:rPr>
+          <w:rFonts w:cs="Times New Roman"/>
+          <w:bCs/>
+          <w:color w:val="000000" w:themeColor="text1"/>
+          <w:kern w:val="0"/>
+          <w:sz w:val="11"/>
+          <w:szCs w:val="11"/>
+          <w14:ligatures w14:val="none"/>
+        </w:rPr>
+        <w:t>Q1.15</w:t>
+      </w:r>
+      <w:r>
+        <w:rPr>
+          <w:rFonts w:cs="Times New Roman"/>
+          <w:color w:val="000000" w:themeColor="text1"/>
+          <w:kern w:val="0"/>
+          <w:sz w:val="11"/>
+          <w:szCs w:val="11"/>
+          <w14:ligatures w14:val="none"/>
+        </w:rPr>
+        <w:t xml:space="preserve"> NoSQL replication: (B) Recover from failures - TRUE; (C) Workload scalability - TRUE </w:t>
+      </w:r>
+      <w:r>
+        <w:rPr>
+          <w:rFonts w:cs="Times New Roman"/>
+          <w:bCs/>
+          <w:color w:val="000000" w:themeColor="text1"/>
+          <w:kern w:val="0"/>
+          <w:sz w:val="11"/>
+          <w:szCs w:val="11"/>
+          <w14:ligatures w14:val="none"/>
+        </w:rPr>
+        <w:t>Q1.16</w:t>
+      </w:r>
+      <w:r>
+        <w:rPr>
+          <w:rFonts w:cs="Times New Roman"/>
+          <w:color w:val="000000" w:themeColor="text1"/>
+          <w:kern w:val="0"/>
+          <w:sz w:val="11"/>
+          <w:szCs w:val="11"/>
+          <w14:ligatures w14:val="none"/>
+        </w:rPr>
+        <w:t xml:space="preserve"> NoSQL: (A) High simple read-write - FALSE</w:t>
       </w:r>
     </w:p>
     <w:p>
@@ -2053,18 +2274,18 @@
           <w:szCs w:val="11"/>
           <w14:ligatures w14:val="none"/>
         </w:rPr>
-        <w:t>Q2.2</w:t>
-      </w:r>
-      <w:r>
-        <w:rPr>
-          <w:rFonts w:cs="Times New Roman"/>
-          <w:color w:val="000000" w:themeColor="text1"/>
-          <w:kern w:val="0"/>
-          <w:sz w:val="11"/>
-          <w:szCs w:val="11"/>
-          <w14:ligatures w14:val="none"/>
-        </w:rPr>
-        <w:t xml:space="preserve"> Sort-Merge: (d) 10,000 IOs (2 passes); (e) 6,000 IOs (2 passes); (f) 3,750,000 IOs; (g) 4,000 IOs; (h) 2,000 IOs</w:t>
+        <w:t>Q2.1</w:t>
+      </w:r>
+      <w:r>
+        <w:rPr>
+          <w:rFonts w:cs="Times New Roman"/>
+          <w:color w:val="000000" w:themeColor="text1"/>
+          <w:kern w:val="0"/>
+          <w:sz w:val="11"/>
+          <w:szCs w:val="11"/>
+          <w14:ligatures w14:val="none"/>
+        </w:rPr>
+        <w:t xml:space="preserve"> CNLJ: (a) 2,500×2,500 + 2,500 = 6,250,500 IOs; (b) 1,500 + 1,500×(750-2)=1,123,500 IOs; (c) 600 + 600×(750-2)=449,400 IOs</w:t>
       </w:r>
     </w:p>
     <w:p>
@@ -2090,18 +2311,18 @@
           <w:szCs w:val="11"/>
           <w14:ligatures w14:val="none"/>
         </w:rPr>
-        <w:t>Q2.3</w:t>
-      </w:r>
-      <w:r>
-        <w:rPr>
-          <w:rFonts w:cs="Times New Roman"/>
-          <w:color w:val="000000" w:themeColor="text1"/>
-          <w:kern w:val="0"/>
-          <w:sz w:val="11"/>
-          <w:szCs w:val="11"/>
-          <w14:ligatures w14:val="none"/>
-        </w:rPr>
-        <w:t xml:space="preserve"> Grace Hash: (a) Partition 1 pass, cost 4,200 IOs; (b) 474 IOs; (c) 2 passes; (d) 962 IOs</w:t>
+        <w:t>Q2.2</w:t>
+      </w:r>
+      <w:r>
+        <w:rPr>
+          <w:rFonts w:cs="Times New Roman"/>
+          <w:color w:val="000000" w:themeColor="text1"/>
+          <w:kern w:val="0"/>
+          <w:sz w:val="11"/>
+          <w:szCs w:val="11"/>
+          <w14:ligatures w14:val="none"/>
+        </w:rPr>
+        <w:t xml:space="preserve"> Sort-Merge: (d) 10,000 IOs (2 passes); (e) 6,000 IOs (2 passes); (f) 3,750,000 IOs; (g) 4,000 IOs; (h) 2,000 IOs</w:t>
       </w:r>
     </w:p>
     <w:p>
@@ -2127,18 +2348,18 @@
           <w:szCs w:val="11"/>
           <w14:ligatures w14:val="none"/>
         </w:rPr>
-        <w:t>Q2.4</w:t>
-      </w:r>
-      <w:r>
-        <w:rPr>
-          <w:rFonts w:cs="Times New Roman"/>
-          <w:color w:val="000000" w:themeColor="text1"/>
-          <w:kern w:val="0"/>
-          <w:sz w:val="11"/>
-          <w:szCs w:val="11"/>
-          <w14:ligatures w14:val="none"/>
-        </w:rPr>
-        <w:t xml:space="preserve"> Selectivity: (a) 1/1000; (b) 1/1000; (c) 0.45; (d) 1450/7250≈0.2</w:t>
+        <w:t>Q2.3</w:t>
+      </w:r>
+      <w:r>
+        <w:rPr>
+          <w:rFonts w:cs="Times New Roman"/>
+          <w:color w:val="000000" w:themeColor="text1"/>
+          <w:kern w:val="0"/>
+          <w:sz w:val="11"/>
+          <w:szCs w:val="11"/>
+          <w14:ligatures w14:val="none"/>
+        </w:rPr>
+        <w:t xml:space="preserve"> Grace Hash: (a) Partition 1 pass, cost 4,200 IOs; (b) 474 IOs; (c) 2 passes; (d) 962 IOs</w:t>
       </w:r>
     </w:p>
     <w:p>
@@ -2164,18 +2385,18 @@
           <w:szCs w:val="11"/>
           <w14:ligatures w14:val="none"/>
         </w:rPr>
-        <w:t>Q2.5</w:t>
-      </w:r>
-      <w:r>
-        <w:rPr>
-          <w:rFonts w:cs="Times New Roman"/>
-          <w:color w:val="000000" w:themeColor="text1"/>
-          <w:kern w:val="0"/>
-          <w:sz w:val="11"/>
-          <w:szCs w:val="11"/>
-          <w14:ligatures w14:val="none"/>
-        </w:rPr>
-        <w:t xml:space="preserve"> Lock manager: Track granted locks and queues per transaction-resource pair</w:t>
+        <w:t>Q2.4</w:t>
+      </w:r>
+      <w:r>
+        <w:rPr>
+          <w:rFonts w:cs="Times New Roman"/>
+          <w:color w:val="000000" w:themeColor="text1"/>
+          <w:kern w:val="0"/>
+          <w:sz w:val="11"/>
+          <w:szCs w:val="11"/>
+          <w14:ligatures w14:val="none"/>
+        </w:rPr>
+        <w:t xml:space="preserve"> Selectivity: (a) 1/1000; (b) 1/1000; (c) 0.45; (d) 1450/7250≈0.2</w:t>
       </w:r>
     </w:p>
     <w:p>
@@ -2201,18 +2422,18 @@
           <w:szCs w:val="11"/>
           <w14:ligatures w14:val="none"/>
         </w:rPr>
-        <w:t>Q2.6</w:t>
-      </w:r>
-      <w:r>
-        <w:rPr>
-          <w:rFonts w:cs="Times New Roman"/>
-          <w:color w:val="000000" w:themeColor="text1"/>
-          <w:kern w:val="0"/>
-          <w:sz w:val="11"/>
-          <w:szCs w:val="11"/>
-          <w14:ligatures w14:val="none"/>
-        </w:rPr>
-        <w:t xml:space="preserve"> Concurrency: (a) No cycle → NOT conflict-serializable FALSE; (b) 2PL allows this - FALSE</w:t>
+        <w:t>Q2.5</w:t>
+      </w:r>
+      <w:r>
+        <w:rPr>
+          <w:rFonts w:cs="Times New Roman"/>
+          <w:color w:val="000000" w:themeColor="text1"/>
+          <w:kern w:val="0"/>
+          <w:sz w:val="11"/>
+          <w:szCs w:val="11"/>
+          <w14:ligatures w14:val="none"/>
+        </w:rPr>
+        <w:t xml:space="preserve"> Lock manager: Track granted locks and queues per transaction-resource pair</w:t>
       </w:r>
     </w:p>
     <w:p>
@@ -2238,6 +2459,43 @@
           <w:szCs w:val="11"/>
           <w14:ligatures w14:val="none"/>
         </w:rPr>
+        <w:t>Q2.6</w:t>
+      </w:r>
+      <w:r>
+        <w:rPr>
+          <w:rFonts w:cs="Times New Roman"/>
+          <w:color w:val="000000" w:themeColor="text1"/>
+          <w:kern w:val="0"/>
+          <w:sz w:val="11"/>
+          <w:szCs w:val="11"/>
+          <w14:ligatures w14:val="none"/>
+        </w:rPr>
+        <w:t xml:space="preserve"> Concurrency: (a) No cycle → NOT conflict-serializable FALSE; (b) 2PL allows this - FALSE</w:t>
+      </w:r>
+    </w:p>
+    <w:p>
+      <w:pPr>
+        <w:snapToGrid w:val="0"/>
+        <w:spacing w:after="0" w:line="240" w:lineRule="auto"/>
+        <w:rPr>
+          <w:rFonts w:cs="Times New Roman"/>
+          <w:color w:val="000000" w:themeColor="text1"/>
+          <w:kern w:val="0"/>
+          <w:sz w:val="11"/>
+          <w:szCs w:val="11"/>
+          <w14:ligatures w14:val="none"/>
+        </w:rPr>
+      </w:pPr>
+      <w:r>
+        <w:rPr>
+          <w:rFonts w:cs="Times New Roman"/>
+          <w:bCs/>
+          <w:color w:val="000000" w:themeColor="text1"/>
+          <w:kern w:val="0"/>
+          <w:sz w:val="11"/>
+          <w:szCs w:val="11"/>
+          <w14:ligatures w14:val="none"/>
+        </w:rPr>
         <w:t>Q2.7</w:t>
       </w:r>
       <w:r>
@@ -2249,7 +2507,31 @@
           <w:szCs w:val="11"/>
           <w14:ligatures w14:val="none"/>
         </w:rPr>
-        <w:t xml:space="preserve"> PDBMS: (a) 528 KB; (b) 396 KB; (c) 480 ms; (d) Broadcast join; (e) 64 KB</w:t>
+        <w:t xml:space="preserve"> PDBMS: (a) 528 KB; (b) 396 KB; (c) 480 </w:t>
+      </w:r>
+      <w:proofErr w:type="spellStart"/>
+      <w:r>
+        <w:rPr>
+          <w:rFonts w:cs="Times New Roman"/>
+          <w:color w:val="000000" w:themeColor="text1"/>
+          <w:kern w:val="0"/>
+          <w:sz w:val="11"/>
+          <w:szCs w:val="11"/>
+          <w14:ligatures w14:val="none"/>
+        </w:rPr>
+        <w:t>ms</w:t>
+      </w:r>
+      <w:proofErr w:type="spellEnd"/>
+      <w:r>
+        <w:rPr>
+          <w:rFonts w:cs="Times New Roman"/>
+          <w:color w:val="000000" w:themeColor="text1"/>
+          <w:kern w:val="0"/>
+          <w:sz w:val="11"/>
+          <w:szCs w:val="11"/>
+          <w14:ligatures w14:val="none"/>
+        </w:rPr>
+        <w:t>; (d) Broadcast join; (e) 64 KB</w:t>
       </w:r>
     </w:p>
     <w:p>
@@ -2562,7 +2844,79 @@
           <w:szCs w:val="11"/>
           <w14:ligatures w14:val="none"/>
         </w:rPr>
-        <w:t xml:space="preserve"> Unclustered B-tree: (A) Random reads per record - TRUE; (B) Few matches unclustered better - TRUE; (C) SSD always unclustered - FALSE </w:t>
+        <w:t xml:space="preserve"> </w:t>
+      </w:r>
+      <w:proofErr w:type="spellStart"/>
+      <w:r>
+        <w:rPr>
+          <w:rFonts w:cs="Times New Roman"/>
+          <w:color w:val="000000" w:themeColor="text1"/>
+          <w:kern w:val="0"/>
+          <w:sz w:val="11"/>
+          <w:szCs w:val="11"/>
+          <w14:ligatures w14:val="none"/>
+        </w:rPr>
+        <w:t>Unclustered</w:t>
+      </w:r>
+      <w:proofErr w:type="spellEnd"/>
+      <w:r>
+        <w:rPr>
+          <w:rFonts w:cs="Times New Roman"/>
+          <w:color w:val="000000" w:themeColor="text1"/>
+          <w:kern w:val="0"/>
+          <w:sz w:val="11"/>
+          <w:szCs w:val="11"/>
+          <w14:ligatures w14:val="none"/>
+        </w:rPr>
+        <w:t xml:space="preserve"> B-tree: (A) Random reads per record - TRUE; (B) Few matches </w:t>
+      </w:r>
+      <w:proofErr w:type="spellStart"/>
+      <w:r>
+        <w:rPr>
+          <w:rFonts w:cs="Times New Roman"/>
+          <w:color w:val="000000" w:themeColor="text1"/>
+          <w:kern w:val="0"/>
+          <w:sz w:val="11"/>
+          <w:szCs w:val="11"/>
+          <w14:ligatures w14:val="none"/>
+        </w:rPr>
+        <w:t>unclustered</w:t>
+      </w:r>
+      <w:proofErr w:type="spellEnd"/>
+      <w:r>
+        <w:rPr>
+          <w:rFonts w:cs="Times New Roman"/>
+          <w:color w:val="000000" w:themeColor="text1"/>
+          <w:kern w:val="0"/>
+          <w:sz w:val="11"/>
+          <w:szCs w:val="11"/>
+          <w14:ligatures w14:val="none"/>
+        </w:rPr>
+        <w:t xml:space="preserve"> better - TRUE; (C) SSD always </w:t>
+      </w:r>
+      <w:proofErr w:type="spellStart"/>
+      <w:r>
+        <w:rPr>
+          <w:rFonts w:cs="Times New Roman"/>
+          <w:color w:val="000000" w:themeColor="text1"/>
+          <w:kern w:val="0"/>
+          <w:sz w:val="11"/>
+          <w:szCs w:val="11"/>
+          <w14:ligatures w14:val="none"/>
+        </w:rPr>
+        <w:t>unclustered</w:t>
+      </w:r>
+      <w:proofErr w:type="spellEnd"/>
+      <w:r>
+        <w:rPr>
+          <w:rFonts w:cs="Times New Roman"/>
+          <w:color w:val="000000" w:themeColor="text1"/>
+          <w:kern w:val="0"/>
+          <w:sz w:val="11"/>
+          <w:szCs w:val="11"/>
+          <w14:ligatures w14:val="none"/>
+        </w:rPr>
+        <w:t xml:space="preserve"> - FALSE </w:t>
       </w:r>
       <w:r>
         <w:rPr>
@@ -3800,6 +4154,118 @@
     </w:lvl>
   </w:abstractNum>
   <w:abstractNum w:abstractNumId="1" w15:restartNumberingAfterBreak="0">
+    <w:nsid w:val="229D190C"/>
+    <w:multiLevelType w:val="hybridMultilevel"/>
+    <w:tmpl w:val="36D85DFA"/>
+    <w:lvl w:ilvl="0" w:tplc="0462A5E0">
+      <w:numFmt w:val="bullet"/>
+      <w:lvlText w:val="-"/>
+      <w:lvlJc w:val="left"/>
+      <w:pPr>
+        <w:ind w:left="720" w:hanging="360"/>
+      </w:pPr>
+      <w:rPr>
+        <w:rFonts w:ascii="Aptos" w:eastAsiaTheme="minorEastAsia" w:hAnsi="Aptos" w:cs="Times New Roman" w:hint="default"/>
+      </w:rPr>
+    </w:lvl>
+    <w:lvl w:ilvl="1" w:tplc="08090003" w:tentative="1">
+      <w:start w:val="1"/>
+      <w:numFmt w:val="bullet"/>
+      <w:lvlText w:val="o"/>
+      <w:lvlJc w:val="left"/>
+      <w:pPr>
+        <w:ind w:left="1440" w:hanging="360"/>
+      </w:pPr>
+      <w:rPr>
+        <w:rFonts w:ascii="Courier New" w:hAnsi="Courier New" w:cs="Courier New" w:hint="default"/>
+      </w:rPr>
+    </w:lvl>
+    <w:lvl w:ilvl="2" w:tplc="08090005" w:tentative="1">
+      <w:start w:val="1"/>
+      <w:numFmt w:val="bullet"/>
+      <w:lvlText w:val=""/>
+      <w:lvlJc w:val="left"/>
+      <w:pPr>
+        <w:ind w:left="2160" w:hanging="360"/>
+      </w:pPr>
+      <w:rPr>
+        <w:rFonts w:ascii="Wingdings" w:hAnsi="Wingdings" w:hint="default"/>
+      </w:rPr>
+    </w:lvl>
+    <w:lvl w:ilvl="3" w:tplc="08090001" w:tentative="1">
+      <w:start w:val="1"/>
+      <w:numFmt w:val="bullet"/>
+      <w:lvlText w:val=""/>
+      <w:lvlJc w:val="left"/>
+      <w:pPr>
+        <w:ind w:left="2880" w:hanging="360"/>
+      </w:pPr>
+      <w:rPr>
+        <w:rFonts w:ascii="Symbol" w:hAnsi="Symbol" w:hint="default"/>
+      </w:rPr>
+    </w:lvl>
+    <w:lvl w:ilvl="4" w:tplc="08090003" w:tentative="1">
+      <w:start w:val="1"/>
+      <w:numFmt w:val="bullet"/>
+      <w:lvlText w:val="o"/>
+      <w:lvlJc w:val="left"/>
+      <w:pPr>
+        <w:ind w:left="3600" w:hanging="360"/>
+      </w:pPr>
+      <w:rPr>
+        <w:rFonts w:ascii="Courier New" w:hAnsi="Courier New" w:cs="Courier New" w:hint="default"/>
+      </w:rPr>
+    </w:lvl>
+    <w:lvl w:ilvl="5" w:tplc="08090005" w:tentative="1">
+      <w:start w:val="1"/>
+      <w:numFmt w:val="bullet"/>
+      <w:lvlText w:val=""/>
+      <w:lvlJc w:val="left"/>
+      <w:pPr>
+        <w:ind w:left="4320" w:hanging="360"/>
+      </w:pPr>
+      <w:rPr>
+        <w:rFonts w:ascii="Wingdings" w:hAnsi="Wingdings" w:hint="default"/>
+      </w:rPr>
+    </w:lvl>
+    <w:lvl w:ilvl="6" w:tplc="08090001" w:tentative="1">
+      <w:start w:val="1"/>
+      <w:numFmt w:val="bullet"/>
+      <w:lvlText w:val=""/>
+      <w:lvlJc w:val="left"/>
+      <w:pPr>
+        <w:ind w:left="5040" w:hanging="360"/>
+      </w:pPr>
+      <w:rPr>
+        <w:rFonts w:ascii="Symbol" w:hAnsi="Symbol" w:hint="default"/>
+      </w:rPr>
+    </w:lvl>
+    <w:lvl w:ilvl="7" w:tplc="08090003" w:tentative="1">
+      <w:start w:val="1"/>
+      <w:numFmt w:val="bullet"/>
+      <w:lvlText w:val="o"/>
+      <w:lvlJc w:val="left"/>
+      <w:pPr>
+        <w:ind w:left="5760" w:hanging="360"/>
+      </w:pPr>
+      <w:rPr>
+        <w:rFonts w:ascii="Courier New" w:hAnsi="Courier New" w:cs="Courier New" w:hint="default"/>
+      </w:rPr>
+    </w:lvl>
+    <w:lvl w:ilvl="8" w:tplc="08090005" w:tentative="1">
+      <w:start w:val="1"/>
+      <w:numFmt w:val="bullet"/>
+      <w:lvlText w:val=""/>
+      <w:lvlJc w:val="left"/>
+      <w:pPr>
+        <w:ind w:left="6480" w:hanging="360"/>
+      </w:pPr>
+      <w:rPr>
+        <w:rFonts w:ascii="Wingdings" w:hAnsi="Wingdings" w:hint="default"/>
+      </w:rPr>
+    </w:lvl>
+  </w:abstractNum>
+  <w:abstractNum w:abstractNumId="2" w15:restartNumberingAfterBreak="0">
     <w:nsid w:val="7D725E57"/>
     <w:multiLevelType w:val="multilevel"/>
     <w:tmpl w:val="154C7310"/>
@@ -3952,6 +4418,9 @@
     <w:abstractNumId w:val="0"/>
   </w:num>
   <w:num w:numId="2" w16cid:durableId="1691955241">
+    <w:abstractNumId w:val="2"/>
+  </w:num>
+  <w:num w:numId="3" w16cid:durableId="1491482490">
     <w:abstractNumId w:val="1"/>
   </w:num>
 </w:numbering>
@@ -4903,6 +5372,25 @@
       <w:bCs/>
     </w:rPr>
   </w:style>
+  <w:style w:type="table" w:styleId="TableGrid">
+    <w:name w:val="Table Grid"/>
+    <w:basedOn w:val="TableNormal"/>
+    <w:uiPriority w:val="39"/>
+    <w:rsid w:val="00D51D0D"/>
+    <w:pPr>
+      <w:spacing w:after="0" w:line="240" w:lineRule="auto"/>
+    </w:pPr>
+    <w:tblPr>
+      <w:tblBorders>
+        <w:top w:val="single" w:sz="4" w:space="0" w:color="auto"/>
+        <w:left w:val="single" w:sz="4" w:space="0" w:color="auto"/>
+        <w:bottom w:val="single" w:sz="4" w:space="0" w:color="auto"/>
+        <w:right w:val="single" w:sz="4" w:space="0" w:color="auto"/>
+        <w:insideH w:val="single" w:sz="4" w:space="0" w:color="auto"/>
+        <w:insideV w:val="single" w:sz="4" w:space="0" w:color="auto"/>
+      </w:tblBorders>
+    </w:tblPr>
+  </w:style>
 </w:styles>
 </file>
 
